--- a/rajasthan-nurse-50/Test_42_Full_Test_Ordered.docx
+++ b/rajasthan-nurse-50/Test_42_Full_Test_Ordered.docx
@@ -34,7 +34,7 @@
     </w:p>
     <w:p>
       <w:r>
-        <w:t>Solution: Chlorine (bleach) disinfects water and environmental surfaces.</w:t>
+        <w:t>Solution: ✅ Correct Answer: A. Water and surface disinfection | 🧠 Clinical Rationale: Chlorine (bleach) disinfects water and environmental surfaces. | ❌ Why Not Others? | B — Skin antisepsis: not the appropriate nursing action here | C — Instrument sterilization: not the appropriate nursing action here | D — Eye care: NPPB targets avoidable blindness, mainly cataract, with district blindness control societies. | ⚠️ Exam Trap: Read the exact question — the correct fact and its look-alike options are easy to interchange. | 💎 PNC Pearl: Water and surface disinfection → Chlorine (bleach) disinfects water and environmental surfaces</w:t>
       </w:r>
     </w:p>
     <w:p>
@@ -79,7 +79,7 @@
     </w:p>
     <w:p>
       <w:r>
-        <w:t>Solution: Rachitic rosary, frontal bossing, and bowed legs reflect poor mineralization.</w:t>
+        <w:t>Solution: ✅ Correct Answer: A. Bowing of legs and widened wrists/ankles | 🧠 Clinical Rationale: Rachitic rosary, frontal bossing, and bowed legs reflect poor mineralization. | ❌ Why Not Others? | B — Jaundice: Physiological jaundice from immature liver enzymes appears after 24 hours and resolves by day 7–10. | C — Fever: Temperatures above 38°C are fever (pyrexia); &gt;41°C is hyperpyrexia. | D — Rash: Allopurinol rash can precede severe reactions. | ⚠️ Exam Trap: Read the exact question — the correct fact and its look-alike options are easy to interchange. | 💎 PNC Pearl: Bowing of legs and widened wrists/ankles → Rachitic rosary, frontal bossing, and bowed legs reflect poor mineralization</w:t>
       </w:r>
     </w:p>
     <w:p>
@@ -124,7 +124,7 @@
     </w:p>
     <w:p>
       <w:r>
-        <w:t>Solution: CCBs (amlodipine) and RAS blockers (ACEi/ARB) are first-line antihypertensives.</w:t>
+        <w:t>Solution: ✅ Correct Answer: A. Calcium channel blockers or ACE inhibitors/ARBs | 🧠 Clinical Rationale: CCBs (amlodipine) and RAS blockers (ACEi/ARB) are first-line antihypertensives. | ❌ Why Not Others? | B — Opioids: Depress respiration. — not the first | C — Antibiotics: Compliance matters; missed pills and enzyme-inducing drugs reduce OC efficacy. Condoms prevent STIs. — not the first | D — Steroids: Stress dosing prevents adrenal crisis. — not the first | ⚠️ Exam Trap: Read the exact question — the correct fact and its look-alike options are easy to interchange. | 💎 PNC Pearl: Calcium channel blockers or ACE inhibitors/ARBs = the first</w:t>
       </w:r>
     </w:p>
     <w:p>
@@ -169,7 +169,7 @@
     </w:p>
     <w:p>
       <w:r>
-        <w:t>Solution: Infants receive 5 back blows then 5 chest thrusts.</w:t>
+        <w:t>Solution: ✅ Correct Answer: A. Back blows and chest thrusts | 🧠 Clinical Rationale: Infants receive 5 back blows then 5 chest thrusts. | ❌ Why Not Others? | B — Abdominal thrusts: not the first aid | C — Finger sweep: not the first aid | D — Diet: INH depletes B6; supplement to prevent neuropathy. — not the first aid | ⚠️ Exam Trap: Read the exact question — the correct fact and its look-alike options are easy to interchange. | 💎 PNC Pearl: Back blows and chest thrusts = the first aid</w:t>
       </w:r>
     </w:p>
     <w:p>
@@ -214,7 +214,7 @@
     </w:p>
     <w:p>
       <w:r>
-        <w:t>Solution: Shunt infections need prompt treatment.</w:t>
+        <w:t>Solution: ✅ Correct Answer: A. Shunt infection | 🧠 Clinical Rationale: Shunt infections need prompt treatment. | ❌ Why Not Others? | B — Normal recovery: not the appropriate nursing action here | C — Allergy: Screening prevents anaphylaxis; also send cultures before starting therapy. | D — Constipation: Opioids slow GI motility; prophylactic stool softeners and fluids are routine. | ⚠️ Exam Trap: Read the exact question — the correct fact and its look-alike options are easy to interchange. | 💎 PNC Pearl: Shunt infection → Shunt infections need prompt treatment</w:t>
       </w:r>
     </w:p>
     <w:p>
@@ -259,7 +259,7 @@
     </w:p>
     <w:p>
       <w:r>
-        <w:t>Solution: Food access and education shape diet quality.</w:t>
+        <w:t>Solution: ✅ Correct Answer: A. Income, availability, and knowledge | 🧠 Clinical Rationale: Food access and education shape diet quality. | ❌ Why Not Others? | B — Genetics: Diet and heredity drive LDL; statins and lifestyle lower it. | C — Climate: NMSA promotes sustainable agriculture. | D — Diet: INH depletes B6; supplement to prevent neuropathy. | ⚠️ Exam Trap: Read the exact question — the correct fact and its look-alike options are easy to interchange. | 💎 PNC Pearl: Income, availability, and knowledge → Food access and education shape diet quality</w:t>
       </w:r>
     </w:p>
     <w:p>
@@ -304,7 +304,7 @@
     </w:p>
     <w:p>
       <w:r>
-        <w:t>Solution: Accessible essentials promote self-care.</w:t>
+        <w:t>Solution: ✅ Correct Answer: A. Promote independence and safety | 🧠 Clinical Rationale: Accessible essentials promote self-care. | ❌ Why Not Others? | B — Reduce work: not the appropriate nursing action here | C — Cool the room: not the appropriate nursing action here | D — Save time: not the appropriate nursing action here | ⚠️ Exam Trap: Read the exact question — the correct fact and its look-alike options are easy to interchange. | 💎 PNC Pearl: Promote independence and safety → Accessible essentials promote self-care</w:t>
       </w:r>
     </w:p>
     <w:p>
@@ -349,7 +349,7 @@
     </w:p>
     <w:p>
       <w:r>
-        <w:t>Solution: Ascending infection after abortion can block tubes; safe services prevent it.</w:t>
+        <w:t>Solution: ✅ Correct Answer: A. Post-abortal infection scarring the tubes | 🧠 Clinical Rationale: Ascending infection after abortion can block tubes; safe services prevent it. | ❌ Why Not Others? | B — Obesity: Is BMI ≥30; overweight is 25-29.9. | C — Diet: INH depletes B6; supplement to prevent neuropathy. | D — Exercise: Calcium, vitamin D, and fall prevention maintain bone health. | ⚠️ Exam Trap: Read the exact question — the correct fact and its look-alike options are easy to interchange. | 💎 PNC Pearl: Ascending infection after abortion can block tubes; safe services prevent it.</w:t>
       </w:r>
     </w:p>
     <w:p>
@@ -394,7 +394,7 @@
     </w:p>
     <w:p>
       <w:r>
-        <w:t>Solution: GFR is about 125 ml/min.</w:t>
+        <w:t>Solution: ✅ Correct Answer: A. 125 ml/minute | 🧠 Clinical Rationale: GFR is about 125 ml/min. | ❌ Why Not Others? | B — 10 ml/minute: not the appropriate nursing action here | C — 500 ml/minute: not the appropriate nursing action here | D — 1 litre/minute: not the appropriate nursing action here | ⚠️ Exam Trap: Read the exact question — the correct fact and its look-alike options are easy to interchange. | 💎 PNC Pearl: 125 ml/minute → GFR is about 125 ml/min</w:t>
       </w:r>
     </w:p>
     <w:p>
@@ -439,7 +439,7 @@
     </w:p>
     <w:p>
       <w:r>
-        <w:t>Solution: Cones mediate colour vision.</w:t>
+        <w:t>Solution: ✅ Correct Answer: A. Colour and sharp daylight vision | 🧠 Clinical Rationale: Cones mediate colour vision. | ❌ Why Not Others? | B — Night vision only: not the appropriate nursing action here | C — Peripheral vision only: not the appropriate nursing action here | D — Tears: Rifampicin causes harmless orange-red discolouration of body fluids. | ⚠️ Exam Trap: Read the exact question — the correct fact and its look-alike options are easy to interchange. | 💎 PNC Pearl: Colour and sharp daylight vision → Cones mediate colour vision</w:t>
       </w:r>
     </w:p>
     <w:p>
@@ -484,7 +484,7 @@
     </w:p>
     <w:p>
       <w:r>
-        <w:t>Solution: Each nephron filters and forms urine.</w:t>
+        <w:t>Solution: ✅ Correct Answer: A. Nephron | 🧠 Clinical Rationale: Each nephron filters and forms urine. | ❌ Why Not Others? | B — Alveolus: Alveoli are the sites of gas exchange. | C — Neuron: Neurons transmit electrical signals. | D — Glomerulus only: not the appropriate nursing action here | ⚠️ Exam Trap: Read the exact question — the correct fact and its look-alike options are easy to interchange. | 💎 PNC Pearl: Nephron → Each filters and forms urine</w:t>
       </w:r>
     </w:p>
     <w:p>
@@ -529,7 +529,7 @@
     </w:p>
     <w:p>
       <w:r>
-        <w:t>Solution: N-acetylcysteine replenishes glutathione.</w:t>
+        <w:t>Solution: ✅ Correct Answer: A. N-acetylcysteine | 🧠 Clinical Rationale: N-acetylcysteine replenishes glutathione. | ❌ Why Not Others? | B — Activated charcoal only: not the appropriate nursing action here | C — Bicarbonate: About 70% of CO2 travels as bicarbonate, 20% bound to haemoglobin, 10% dissolved. | D — Ethanol: Ethanol/fomepizole block methanol metabolism. | ⚠️ Exam Trap: Read the exact question — the correct fact and its look-alike options are easy to interchange. | 💎 PNC Pearl: N-acetylcysteine → replenishes glutathione</w:t>
       </w:r>
     </w:p>
     <w:p>
@@ -574,7 +574,7 @@
     </w:p>
     <w:p>
       <w:r>
-        <w:t>Solution: Identify triggers; fibre and low-FODMAP diets help.</w:t>
+        <w:t>Solution: ✅ Correct Answer: A. Individualized with fibre and low FODMAP trial | 🧠 Clinical Rationale: Identify triggers; fibre and low-FODMAP diets help. | ❌ Why Not Others? | B — High fat: Weight control and fibre reduce gallstone risk. | C — High sugar: not the appropriate nursing action here | D — Skipping meals: Insulin excess, missed meals, and unplanned exertion cause hypoglycaemia. | ⚠️ Exam Trap: Read the exact question — the correct fact and its look-alike options are easy to interchange. | 💎 PNC Pearl: Individualized with fibre and low FODMAP trial → Identify triggers; fibre and low-FODMAP diets help</w:t>
       </w:r>
     </w:p>
     <w:p>
@@ -619,7 +619,7 @@
     </w:p>
     <w:p>
       <w:r>
-        <w:t>Solution: The pons links higher brain centres to the cerebellum.</w:t>
+        <w:t>Solution: ✅ Correct Answer: A. Cerebellum to the cerebrum via the midbrain | 🧠 Clinical Rationale: The pons links higher brain centres to the cerebellum. | ❌ Why Not Others? | B — Spinal cord to the lungs: not the appropriate nursing action here | C — Heart to the brain: not the appropriate nursing action here | D — Eye to the ear: not the appropriate nursing action here | ⚠️ Exam Trap: Read the exact question — the correct fact and its look-alike options are easy to interchange. | 💎 PNC Pearl: Cerebellum to the cerebrum via the midbrain → The pons links higher brain centres to the cerebellum</w:t>
       </w:r>
     </w:p>
     <w:p>
@@ -664,7 +664,7 @@
     </w:p>
     <w:p>
       <w:r>
-        <w:t>Solution: Penicillins commonly cause allergic reactions.</w:t>
+        <w:t>Solution: ✅ Correct Answer: A. Allergic reaction (rash to anaphylaxis) | 🧠 Clinical Rationale: Penicillins commonly cause allergic reactions. | ❌ Why Not Others? | B — Hypoglycaemia: Insulin secretagogues cause hypoglycaemia, especially with missed meals or renal impairment. | C — Constipation: Opioids slow GI motility; prophylactic stool softeners and fluids are routine. | D — Bradycardia: Bradycardia = 60 beats per minute | ⚠️ Exam Trap: Read the exact question — the correct fact and its look-alike options are easy to interchange. | 💎 PNC Pearl: Allergic reaction (rash to anaphylaxis) → Penicillins commonly cause allergic reactions</w:t>
       </w:r>
     </w:p>
     <w:p>
@@ -709,7 +709,7 @@
     </w:p>
     <w:p>
       <w:r>
-        <w:t>Solution: Term newborns weigh 2.5-3.5 kg on average; below 2.5 kg is low birth weight.</w:t>
+        <w:t>Solution: ✅ Correct Answer: A. 2.5-3.5 kg | 🧠 Clinical Rationale: Term newborns weigh 2.5-3.5 kg on average; below 2.5 kg is low birth weight. | ❌ Why Not Others? | B — 1-2 kg: not the appropriate nursing action here | C — 4-5 kg: not the appropriate nursing action here | D — 6 kg: not the appropriate nursing action here | ⚠️ Exam Trap: Read the exact question — the correct fact and its look-alike options are easy to interchange. | 💎 PNC Pearl: 2.5-3.5 kg → Term newborns weigh on average; below 2.5 kg is low birth weight</w:t>
       </w:r>
     </w:p>
     <w:p>
@@ -754,7 +754,7 @@
     </w:p>
     <w:p>
       <w:r>
-        <w:t>Solution: STROBE guides observational study reporting.</w:t>
+        <w:t>Solution: ✅ Correct Answer: A. Strengthening the Reporting of Observational Studies in Epidemiology | 🧠 Clinical Rationale: STROBE guides observational study reporting. | ❌ Why Not Others? | B — Standard Reporting of Observational Biomedical Evidence: not the appropriate nursing action here | C — Strengthening Research of Observational Based Epidemiology: not the appropriate nursing action here | D — Systematic Reporting of Observational Epidemiology: not the appropriate nursing action here | ⚠️ Exam Trap: Don’t confuse "Strengthening the Reporting of Observational Studies in Epidemiology" with "Systematic Reporting of Observational Epidemiology" — they look alike and are easy to interchange. | 💎 PNC Pearl: Strengthening the Reporting of Observational Studies in Epidemiology → STROBE guides observational study reporting</w:t>
       </w:r>
     </w:p>
     <w:p>
@@ -799,7 +799,7 @@
     </w:p>
     <w:p>
       <w:r>
-        <w:t>Solution: Braden scores guide prevention interventions.</w:t>
+        <w:t>Solution: ✅ Correct Answer: A. Assess pressure ulcer risk | 🧠 Clinical Rationale: Braden scores guide prevention interventions. | ❌ Why Not Others? | B — Measure pain: not the appropriate nursing action here | C — Screen depression: not the appropriate nursing action here | D — Score Glasgow coma: not the appropriate nursing action here | ⚠️ Exam Trap: Read the exact question — the correct fact and its look-alike options are easy to interchange. | 💎 PNC Pearl: Assess pressure ulcer risk → Braden scores guide prevention interventions</w:t>
       </w:r>
     </w:p>
     <w:p>
@@ -844,7 +844,7 @@
     </w:p>
     <w:p>
       <w:r>
-        <w:t>Solution: Anaemia signs guide transfusion and treatment.</w:t>
+        <w:t>Solution: ✅ Correct Answer: A. Fatigue, pallor, and vital signs | 🧠 Clinical Rationale: Anaemia signs guide transfusion and treatment. | ❌ Why Not Others? | B — Only appetite: not the appropriate nursing action here | C — Only sleep: not the appropriate nursing action here | D — Nothing: Never induce vomiting after hydrocarbon ingestion — aspiration pneumonia risk; obtain urgent care. | ⚠️ Exam Trap: Read the exact question — the correct fact and its look-alike options are easy to interchange. | 💎 PNC Pearl: Fatigue, pallor, and vital signs → Anaemia signs guide transfusion and treatment</w:t>
       </w:r>
     </w:p>
     <w:p>
@@ -889,7 +889,7 @@
     </w:p>
     <w:p>
       <w:r>
-        <w:t>Solution: About 70% of CO2 is carried as bicarbonate.</w:t>
+        <w:t>Solution: ✅ Correct Answer: A. Bicarbonate ions | 🧠 Clinical Rationale: About 70% of CO2 is carried as bicarbonate. | ❌ Why Not Others? | B — Oxyhaemoglobin: not the appropriate nursing action here | C — Dissolved gas only: not the appropriate nursing action here | D — Carbamino only: not the appropriate nursing action here | ⚠️ Exam Trap: Read the exact question — the correct fact and its look-alike options are easy to interchange. | 💎 PNC Pearl: Bicarbonate ions → About 70% of CO2 is carried as bicarbonate</w:t>
       </w:r>
     </w:p>
     <w:p>
@@ -934,7 +934,7 @@
     </w:p>
     <w:p>
       <w:r>
-        <w:t>Solution: Beck's triad signals pericardial compression.</w:t>
+        <w:t>Solution: ✅ Correct Answer: A. Muffled heart sounds, hypotension, and raised JVP (Beck's triad) | 🧠 Clinical Rationale: Beck's triad signals pericardial compression. | ❌ Why Not Others? | B — Fever: Temperatures above 38°C are fever (pyrexia); &gt;41°C is hyperpyrexia. | C — Weight loss: Severe vomiting causes dehydration, hypokalaemia, ketosis, and weight loss; IV fluids and antiemetics are n... | D — Bradycardia: Bradycardia = 60 beats per minute | ⚠️ Exam Trap: Read the exact question — the correct fact and its look-alike options are easy to interchange. | 💎 PNC Pearl: Muffled heart sounds, hypotension, and raised JVP (Beck's triad) → Beck's triad signals pericardial compression</w:t>
       </w:r>
     </w:p>
     <w:p>
@@ -979,7 +979,7 @@
     </w:p>
     <w:p>
       <w:r>
-        <w:t>Solution: Megakaryocytes fragment into platelets.</w:t>
+        <w:t>Solution: ✅ Correct Answer: A. Megakaryocytes in the bone marrow | 🧠 Clinical Rationale: Megakaryocytes fragment into platelets. | ❌ Why Not Others? | B — Lymphocytes: Plasma cells secrete antibodies specific to antigens. | C — Monocytes: Macrophages are tissue-resident monocytes. | D — Erythroblasts: not the appropriate nursing action here | ⚠️ Exam Trap: Read the exact question — the correct fact and its look-alike options are easy to interchange. | 💎 PNC Pearl: Megakaryocytes in the bone marrow → Megakaryocytes fragment into platelets</w:t>
       </w:r>
     </w:p>
     <w:p>
@@ -1024,7 +1024,7 @@
     </w:p>
     <w:p>
       <w:r>
-        <w:t>Solution: Neuroblastoma arises from adrenal medulla; look for periorbital ecchymoses and bone pain.</w:t>
+        <w:t>Solution: ✅ Correct Answer: A. Abdominal mass with hypertension and bone pain | 🧠 Clinical Rationale: Neuroblastoma arises from adrenal medulla; look for periorbital ecchymoses and bone pain. | ❌ Why Not Others? | B — Rash: Allopurinol rash can precede severe reactions. | C — Jaundice: Physiological jaundice from immature liver enzymes appears after 24 hours and resolves by day 7–10. | D — Constipation: Opioids slow GI motility; prophylactic stool softeners and fluids are routine. | ⚠️ Exam Trap: Read the exact question — the correct fact and its look-alike options are easy to interchange. | 💎 PNC Pearl: Abdominal mass with hypertension and bone pain → Neuroblastoma arises from adrenal medulla; look for periorbital ecchymoses and bone pain</w:t>
       </w:r>
     </w:p>
     <w:p>
@@ -1069,7 +1069,7 @@
     </w:p>
     <w:p>
       <w:r>
-        <w:t>Solution: Stretching of the uterus triggers preterm contractions; monitor cervical length.</w:t>
+        <w:t>Solution: ✅ Correct Answer: A. Uterine overdistension | 🧠 Clinical Rationale: Stretching of the uterus triggers preterm contractions; monitor cervical length. | ❌ Why Not Others? | B — Maternal diet: Breastfed stools are loose; true diarrhoea is a change from baseline - evaluate for infection. | C — Infection always: not the appropriate nursing action here | D — Trauma: Birth trauma, episiotomy pain, and epidurals impair bladder sensation; monitor voiding closely. | ⚠️ Exam Trap: Read the exact question — the correct fact and its look-alike options are easy to interchange. | 💎 PNC Pearl: Uterine overdistension → Stretching of the uterus triggers preterm contractions; monitor cervical length</w:t>
       </w:r>
     </w:p>
     <w:p>
@@ -1114,7 +1114,7 @@
     </w:p>
     <w:p>
       <w:r>
-        <w:t>Solution: The organ of Corti transduces sound.</w:t>
+        <w:t>Solution: ✅ Correct Answer: A. Cochlea | 🧠 Clinical Rationale: The organ of Corti transduces sound. | ❌ Why Not Others? | B — Semicircular canals: not the correct location | C — Tympanic membrane: The tympanic membrane vibrates in response to sound. — not the correct location | D — Eustachian tube: Short horizontal eustachian tubes in children favour middle-ear infection. — not the correct location | ⚠️ Exam Trap: Read the exact question — the correct fact and its look-alike options are easy to interchange. | 💎 PNC Pearl: Cochlea → The organ of Corti transduces sound</w:t>
       </w:r>
     </w:p>
     <w:p>
@@ -1159,7 +1159,7 @@
     </w:p>
     <w:p>
       <w:r>
-        <w:t>Solution: ICMR recommends ~2500 kcal/day for moderately active adult men, ~2000 for women.</w:t>
+        <w:t>Solution: ✅ Correct Answer: A. 2500 kcal | 🧠 Clinical Rationale: ICMR recommends ~2500 kcal/day for moderately active adult men, ~2000 for women. | ❌ Why Not Others? | B — 1500 kcal: not the appropriate nursing action here | C — 4000 kcal: not the appropriate nursing action here | D — 1000 kcal: not the appropriate nursing action here | ⚠️ Exam Trap: Read the exact question — the correct fact and its look-alike options are easy to interchange. | 💎 PNC Pearl: 2500 kcal → ICMR recommends ~ /day for moderately active adult men, ~2000 for women</w:t>
       </w:r>
     </w:p>
     <w:p>
@@ -1204,7 +1204,7 @@
     </w:p>
     <w:p>
       <w:r>
-        <w:t>Solution: Eccrine sweat glands cool the body.</w:t>
+        <w:t>Solution: ✅ Correct Answer: A. Sudoriferous (sweat) glands | 🧠 Clinical Rationale: Eccrine sweat glands cool the body. | ❌ Why Not Others? | B — Sebaceous glands: Secrete oily sebum. | C — Hair follicles: not the appropriate nursing action here | D — Lymph nodes: not the appropriate nursing action here | ⚠️ Exam Trap: Read the exact question — the correct fact and its look-alike options are easy to interchange. | 💎 PNC Pearl: Sudoriferous (sweat) glands → Eccrine sweat glands cool the body</w:t>
       </w:r>
     </w:p>
     <w:p>
@@ -1249,7 +1249,7 @@
     </w:p>
     <w:p>
       <w:r>
-        <w:t>Solution: Organ damage follows severe hyperthermia.</w:t>
+        <w:t>Solution: ✅ Correct Answer: A. Core temperature, mental status, and perfusion | 🧠 Clinical Rationale: Organ damage follows severe hyperthermia. | ❌ Why Not Others? | B — Only appetite: not the appropriate nursing action here | C — Only sleep: not the appropriate nursing action here | D — Nothing: Never induce vomiting after hydrocarbon ingestion — aspiration pneumonia risk; obtain urgent care. | ⚠️ Exam Trap: Read the exact question — the correct fact and its look-alike options are easy to interchange. | 💎 PNC Pearl: Core temperature, mental status, and perfusion → Organ damage follows severe hyperthermia</w:t>
       </w:r>
     </w:p>
     <w:p>
@@ -1294,7 +1294,7 @@
     </w:p>
     <w:p>
       <w:r>
-        <w:t>Solution: Airborne precautions (TB, measles) need N95 and negative pressure.</w:t>
+        <w:t>Solution: ✅ Correct Answer: A. An N95 respirator in a negative-pressure room | 🧠 Clinical Rationale: Airborne precautions (TB, measles) need N95 and negative pressure. | ❌ Why Not Others? | B — Only gloves: not the appropriate nursing action here | C — A surgical mask only: not the appropriate nursing action here | D — No protection: not the appropriate nursing action here | ⚠️ Exam Trap: Read the exact question — the correct fact and its look-alike options are easy to interchange. | 💎 PNC Pearl: An N95 respirator in a negative-pressure room → Airborne precautions (TB, measles) need N95 and negative pressure</w:t>
       </w:r>
     </w:p>
     <w:p>
@@ -1339,7 +1339,7 @@
     </w:p>
     <w:p>
       <w:r>
-        <w:t>Solution: Folate supplementation mitigates MTX toxicity.</w:t>
+        <w:t>Solution: ✅ Correct Answer: A. Reduce side effects without reducing efficacy | 🧠 Clinical Rationale: Folate supplementation mitigates MTX toxicity. | ❌ Why Not Others? | B — Speed absorption: not the appropriate nursing action here | C — Increase pain: not the appropriate nursing action here | D — Prevent allergy: not the appropriate nursing action here | ⚠️ Exam Trap: Read the exact question — the correct fact and its look-alike options are easy to interchange. | 💎 PNC Pearl: Reduce side effects without reducing efficacy → Folate supplementation mitigates MTX toxicity</w:t>
       </w:r>
     </w:p>
     <w:p>
@@ -1384,7 +1384,7 @@
     </w:p>
     <w:p>
       <w:r>
-        <w:t>Solution: ECT is effective for severe, treatment-resistant depression.</w:t>
+        <w:t>Solution: ✅ Correct Answer: A. Severe depression with suicidal risk | 🧠 Clinical Rationale: ECT is effective for severe, treatment-resistant depression. | ❌ Why Not Others? | B — Simple phobia: not the appropriate nursing action here | C — Personality disorder: DBT combines validation with change strategies. | D — Mild anxiety: not the appropriate nursing action here | ⚠️ Exam Trap: Read the exact question — the correct fact and its look-alike options are easy to interchange. | 💎 PNC Pearl: Severe depression with suicidal risk → ECT is effective for severe, treatment-resistant depression</w:t>
       </w:r>
     </w:p>
     <w:p>
@@ -1429,7 +1429,7 @@
     </w:p>
     <w:p>
       <w:r>
-        <w:t>Solution: Blue hands/feet with pink trunk is benign acrocyanosis in the first days.</w:t>
+        <w:t>Solution: ✅ Correct Answer: A. Peripheral vasoconstriction, a benign finding | 🧠 Clinical Rationale: Blue hands/feet with pink trunk is benign acrocyanosis in the first days. | ❌ Why Not Others? | B — Hypoxia always: not the appropriate nursing action here | C — Heart disease always: not the appropriate nursing action here | D — Trauma: Birth trauma, episiotomy pain, and epidurals impair bladder sensation; monitor voiding closely. | ⚠️ Exam Trap: Read the exact question — the correct fact and its look-alike options are easy to interchange. | 💎 PNC Pearl: Peripheral vasoconstriction, a benign finding → Blue hands/feet with pink trunk is benign acrocyanosis in the first days</w:t>
       </w:r>
     </w:p>
     <w:p>
@@ -1474,7 +1474,7 @@
     </w:p>
     <w:p>
       <w:r>
-        <w:t>Solution: 104 provides advice and grievance redressal.</w:t>
+        <w:t>Solution: ✅ Correct Answer: A. Health information and counselling | 🧠 Clinical Rationale: 104 provides advice and grievance redressal. | ❌ Why Not Others? | B — Emergency only: not the appropriate nursing action here | C — Diet: INH depletes B6; supplement to prevent neuropathy. | D — Climate: NMSA promotes sustainable agriculture. | ⚠️ Exam Trap: Read the exact question — the correct fact and its look-alike options are easy to interchange. | 💎 PNC Pearl: Health information and counselling → 104 provides advice and grievance redressal</w:t>
       </w:r>
     </w:p>
     <w:p>
@@ -1519,7 +1519,7 @@
     </w:p>
     <w:p>
       <w:r>
-        <w:t>Solution: Assist feeding, monitor weight, and provide finger foods.</w:t>
+        <w:t>Solution: ✅ Correct Answer: A. Forgetting to eat and swallowing problems | 🧠 Clinical Rationale: Assist feeding, monitor weight, and provide finger foods. | ❌ Why Not Others? | B — Diet always: not the appropriate nursing action here | C — Exercise: Calcium, vitamin D, and fall prevention maintain bone health. | D — Vaccination: Absence of a scar does not mean no protection; check vaccination records. | ⚠️ Exam Trap: Read the exact question — the correct fact and its look-alike options are easy to interchange. | 💎 PNC Pearl: Forgetting to eat and swallowing problems → Assist feeding, monitor weight, and provide finger foods</w:t>
       </w:r>
     </w:p>
     <w:p>
@@ -1564,7 +1564,7 @@
     </w:p>
     <w:p>
       <w:r>
-        <w:t>Solution: Postural hypotension is common at initiation.</w:t>
+        <w:t>Solution: ✅ Correct Answer: A. Dizziness and falls from hypotension | 🧠 Clinical Rationale: Postural hypotension is common at initiation. | ❌ Why Not Others? | B — Constipation: Opioids slow GI motility; prophylactic stool softeners and fluids are routine. | C — Weight gain: Low metabolism causes cold intolerance, weight gain, and bradycardia. | D — Headache always: not the appropriate nursing action here | ⚠️ Exam Trap: Read the exact question — the correct fact and its look-alike options are easy to interchange. | 💎 PNC Pearl: Dizziness and falls from hypotension → Postural hypotension is common at initiation</w:t>
       </w:r>
     </w:p>
     <w:p>
@@ -1609,7 +1609,7 @@
     </w:p>
     <w:p>
       <w:r>
-        <w:t>Solution: Assess sleep patterns, drugs, and mood; consider narcolepsy.</w:t>
+        <w:t>Solution: ✅ Correct Answer: A. Depression, drugs, and sleep disorders | 🧠 Clinical Rationale: Assess sleep patterns, drugs, and mood; consider narcolepsy. | ❌ Why Not Others? | B — Idiopathic always: not the appropriate nursing action here | C — Diet: INH depletes B6; supplement to prevent neuropathy. | D — Exercise: Calcium, vitamin D, and fall prevention maintain bone health. | ⚠️ Exam Trap: Read the exact question — the correct fact and its look-alike options are easy to interchange. | 💎 PNC Pearl: Depression, drugs, and sleep disorders → Assess sleep patterns, drugs, and mood; consider narcolepsy</w:t>
       </w:r>
     </w:p>
     <w:p>
@@ -1654,7 +1654,7 @@
     </w:p>
     <w:p>
       <w:r>
-        <w:t>Solution: B. cereus causes emetic syndrome from fried rice.</w:t>
+        <w:t>Solution: ✅ Correct Answer: A. Bacillus cereus | 🧠 Clinical Rationale: B. cereus causes emetic syndrome from fried rice. | ❌ Why Not Others? | B — Staphylococcus: Keep the cord clean and dry; treat cellulitis with antibiotics. | C — Salmonella: Bacterial toxins and contamination cause most outbreaks; safe handling prevents them. | D — Clostridium: Botulinum toxin causes descending paralysis; antitoxin is urgent. | ⚠️ Exam Trap: Read the exact question — the correct fact and its look-alike options are easy to interchange. | 💎 PNC Pearl: Bacillus cereus → B. cereus causes emetic syndrome from fried rice</w:t>
       </w:r>
     </w:p>
     <w:p>
@@ -1699,7 +1699,7 @@
     </w:p>
     <w:p>
       <w:r>
-        <w:t>Solution: X-ray is the gold standard for high-risk placement.</w:t>
+        <w:t>Solution: ✅ Correct Answer: A. The tube is for long-term feeding | 🧠 Clinical Rationale: X-ray is the gold standard for high-risk placement. | ❌ Why Not Others? | B — The aspirate is clear: not the appropriate nursing action here | C — The patient is awake: not the appropriate nursing action here | D — The tube was just inserted: not the appropriate nursing action here | ⚠️ Exam Trap: Read the exact question — the correct fact and its look-alike options are easy to interchange. | 💎 PNC Pearl: The tube is for long-term feeding → X-ray is the gold standard for high-risk placement</w:t>
       </w:r>
     </w:p>
     <w:p>
@@ -1744,7 +1744,7 @@
     </w:p>
     <w:p>
       <w:r>
-        <w:t>Solution: Log-rolling keeps the spine aligned during turning.</w:t>
+        <w:t>Solution: ✅ Correct Answer: A. Spinal surgery or spinal injury | 🧠 Clinical Rationale: Log-rolling keeps the spine aligned during turning. | ❌ Why Not Others? | B — Appendicectomy: not the appropriate nursing action here | C — Cataract surgery: NPPB targets avoidable blindness, mainly cataract, with district blindness control societies. | D — Tooth extraction: not the appropriate nursing action here | ⚠️ Exam Trap: Read the exact question — the correct fact and its look-alike options are easy to interchange. | 💎 PNC Pearl: Spinal surgery or spinal injury → Log-rolling keeps the spine aligned during turning</w:t>
       </w:r>
     </w:p>
     <w:p>
@@ -1789,7 +1789,7 @@
     </w:p>
     <w:p>
       <w:r>
-        <w:t>Solution: A blueprint maps objectives to questions.</w:t>
+        <w:t>Solution: ✅ Correct Answer: A. Content areas, weightage, and type of questions | 🧠 Clinical Rationale: A blueprint maps objectives to questions. | ❌ Why Not Others? | B — Only the date: not the appropriate nursing action here | C — Only the venue: not the appropriate nursing action here | D — The examiner's name: not the appropriate nursing action here | ⚠️ Exam Trap: Read the exact question — the correct fact and its look-alike options are easy to interchange. | 💎 PNC Pearl: Content areas, weightage, and type of questions → A blueprint maps objectives to questions</w:t>
       </w:r>
     </w:p>
     <w:p>
@@ -1834,7 +1834,7 @@
     </w:p>
     <w:p>
       <w:r>
-        <w:t>Solution: Fewer births and longer lives age the population.</w:t>
+        <w:t>Solution: ✅ Correct Answer: A. Declining fertility and rising life expectancy | 🧠 Clinical Rationale: Fewer births and longer lives age the population. | ❌ Why Not Others? | B — Migration: Perforation risk requires urgent assessment. | C — Genetics: Diet and heredity drive LDL; statins and lifestyle lower it. | D — Climate: NMSA promotes sustainable agriculture. | ⚠️ Exam Trap: Read the exact question — the correct fact and its look-alike options are easy to interchange. | 💎 PNC Pearl: Declining fertility and rising life expectancy → Fewer births and longer lives age the population</w:t>
       </w:r>
     </w:p>
     <w:p>
@@ -1879,7 +1879,7 @@
     </w:p>
     <w:p>
       <w:r>
-        <w:t>Solution: Trigger avoidance and correct inhaler use control asthma.</w:t>
+        <w:t>Solution: ✅ Correct Answer: A. Use the reliever inhaler as prescribed and avoid triggers | 🧠 Clinical Rationale: Trigger avoidance and correct inhaler use control asthma. | ❌ Why Not Others? | B — Use only at night: not the appropriate nursing action here | C — Ignore triggers: not the appropriate nursing action here | D — Skip medications: not the appropriate nursing action here | ⚠️ Exam Trap: Read the exact question — the correct fact and its look-alike options are easy to interchange. | 💎 PNC Pearl: Use the reliever inhaler as prescribed and avoid triggers → Trigger avoidance and correct inhaler use control asthma</w:t>
       </w:r>
     </w:p>
     <w:p>
@@ -1924,7 +1924,7 @@
     </w:p>
     <w:p>
       <w:r>
-        <w:t>Solution: Pregnancy hypercoagulability plus immobility cause DVT; mobilize and use prophylaxis.</w:t>
+        <w:t>Solution: ✅ Correct Answer: A. Venous stasis from immobility and hypercoagulability | 🧠 Clinical Rationale: Pregnancy hypercoagulability plus immobility cause DVT; mobilize and use prophylaxis. | ❌ Why Not Others? | B — Diet: INH depletes B6; supplement to prevent neuropathy. | C — Exercise: Calcium, vitamin D, and fall prevention maintain bone health. | D — Vaccination: Absence of a scar does not mean no protection; check vaccination records. | ⚠️ Exam Trap: Read the exact question — the correct fact and its look-alike options are easy to interchange. | 💎 PNC Pearl: Venous stasis from immobility and hypercoagulability → Pregnancy hypercoagulability plus immobility cause DVT; mobilize and use prophylaxis</w:t>
       </w:r>
     </w:p>
     <w:p>
@@ -1969,7 +1969,7 @@
     </w:p>
     <w:p>
       <w:r>
-        <w:t>Solution: A taboo is a strongly forbidden practice.</w:t>
+        <w:t>Solution: ✅ Correct Answer: A. Prohibition based on strong social custom | 🧠 Clinical Rationale: A taboo is a strongly forbidden practice. | ❌ Why Not Others? | B — Fashion trend: not the appropriate nursing action here | C — Religious festival: not the appropriate nursing action here | D — Legal court: not the appropriate nursing action here | ⚠️ Exam Trap: Read the exact question — the correct fact and its look-alike options are easy to interchange. | 💎 PNC Pearl: Prohibition based on strong social custom → A taboo is a strongly forbidden practice</w:t>
       </w:r>
     </w:p>
     <w:p>
@@ -2014,7 +2014,7 @@
     </w:p>
     <w:p>
       <w:r>
-        <w:t>Solution: Comfortable temperature promotes rest.</w:t>
+        <w:t>Solution: ✅ Correct Answer: A. Comfortable (about 24°C) | 🧠 Clinical Rationale: Comfortable temperature promotes rest. | ❌ Why Not Others? | B — Very hot: not the appropriate nursing action here | C — Very cold: not the appropriate nursing action here | D — Whatever it is: not the appropriate nursing action here | ⚠️ Exam Trap: Read the exact question — the correct fact and its look-alike options are easy to interchange. | 💎 PNC Pearl: Comfortable (about 24°C) → Comfortable temperature promotes rest</w:t>
       </w:r>
     </w:p>
     <w:p>
@@ -2059,7 +2059,7 @@
     </w:p>
     <w:p>
       <w:r>
-        <w:t>Solution: The dependent variable is the observed outcome.</w:t>
+        <w:t>Solution: ✅ Correct Answer: A. Dependent variable | 🧠 Clinical Rationale: The dependent variable is the observed outcome. | ❌ Why Not Others? | B — Independent variable: The independent variable is manipulated to observe effects. | C — Extraneous variable: not the appropriate nursing action here | D — Random variable: not the appropriate nursing action here | ⚠️ Exam Trap: Don’t confuse "Dependent variable" with "Independent variable" — they look alike and are easy to interchange. | 💎 PNC Pearl: Dependent variable → the observed outcome</w:t>
       </w:r>
     </w:p>
     <w:p>
@@ -2104,7 +2104,7 @@
     </w:p>
     <w:p>
       <w:r>
-        <w:t>Solution: NPO restricts all oral intake including ice chips.</w:t>
+        <w:t>Solution: ✅ Correct Answer: A. Even ice chips | 🧠 Clinical Rationale: NPO restricts all oral intake including ice chips. | ❌ Why Not Others? | B — The diet tray: not the appropriate nursing action here | C — Medications always: not the appropriate nursing action here | D — Warm water bath: not the appropriate nursing action here | ⚠️ Exam Trap: Read the exact question — the correct fact and its look-alike options are easy to interchange. | 💎 PNC Pearl: Even ice chips → NPO restricts all oral intake including ice chips</w:t>
       </w:r>
     </w:p>
     <w:p>
@@ -2149,7 +2149,7 @@
     </w:p>
     <w:p>
       <w:r>
-        <w:t>Solution: Plaque rupture with thrombus blocks the coronary artery.</w:t>
+        <w:t>Solution: ✅ Correct Answer: A. Atherosclerotic coronary occlusion with thrombosis | 🧠 Clinical Rationale: Plaque rupture with thrombus blocks the coronary artery. | ❌ Why Not Others? | B — Anaemia: Affects more than half of pregnant women in India. | C — Exercise: Calcium, vitamin D, and fall prevention maintain bone health. | D — Stress alone: not the appropriate nursing action here | ⚠️ Exam Trap: Read the exact question — the correct fact and its look-alike options are easy to interchange. | 💎 PNC Pearl: Atherosclerotic coronary occlusion with thrombosis → Plaque rupture with thrombus blocks the coronary artery</w:t>
       </w:r>
     </w:p>
     <w:p>
@@ -2194,7 +2194,7 @@
     </w:p>
     <w:p>
       <w:r>
-        <w:t>Solution: Continue treatment 6-12 months after remission; longer for recurrences.</w:t>
+        <w:t>Solution: ✅ Correct Answer: A. Maintenance antidepressants and CBT | 🧠 Clinical Rationale: Continue treatment 6-12 months after remission; longer for recurrences. | ❌ Why Not Others? | B — Short courses: not the appropriate nursing action here | C — Diet: INH depletes B6; supplement to prevent neuropathy. | D — Exercise: Calcium, vitamin D, and fall prevention maintain bone health. | ⚠️ Exam Trap: Read the exact question — the correct fact and its look-alike options are easy to interchange. | 💎 PNC Pearl: Maintenance antidepressants and CBT → Continue treatment 6-12 months after remission; longer for recurrences</w:t>
       </w:r>
     </w:p>
     <w:p>
@@ -2239,7 +2239,7 @@
     </w:p>
     <w:p>
       <w:r>
-        <w:t>Solution: Heart rate and respiration are the most critical indicators of newborn status.</w:t>
+        <w:t>Solution: ✅ Correct Answer: A. Heart rate | 🧠 Clinical Rationale: Heart rate and respiration are the most critical indicators of newborn status. | ❌ Why Not Others? | B — Colour: Dressing inspection detects bleeding and infection early. — not the correct first action | C — Tone: BPP scores 5 variables (2 points each) to assess foetal wellbeing. — not the correct first action | D — Reflex irritability: Grimace scores reflex response to suction or tactile stimulation. — not the correct first action | ⚠️ Exam Trap: Read the exact question — the correct fact and its look-alike options are easy to interchange. | 💎 PNC Pearl: Heart rate → and respiration are the most critical indicators of newborn status</w:t>
       </w:r>
     </w:p>
     <w:p>
@@ -2284,7 +2284,7 @@
     </w:p>
     <w:p>
       <w:r>
-        <w:t>Solution: Chief cells release pepsinogen, activated to pepsin.</w:t>
+        <w:t>Solution: ✅ Correct Answer: A. Pepsinogen | 🧠 Clinical Rationale: Chief cells release pepsinogen, activated to pepsin. | ❌ Why Not Others? | B — Hydrochloric acid: Gastric HCl converts pepsinogen to pepsin, which digests proteins. | C — Mucus: Combining basal body temperature and mucus signs improves natural planning reliability. | D — Intrinsic factor: Autoimmune destruction of parietal cells loses intrinsic factor, blocking B12 absorption. | ⚠️ Exam Trap: Read the exact question — the correct fact and its look-alike options are easy to interchange. | 💎 PNC Pearl: Pepsinogen → Chief cells release , activated to pepsin</w:t>
       </w:r>
     </w:p>
     <w:p>
@@ -2329,7 +2329,7 @@
     </w:p>
     <w:p>
       <w:r>
-        <w:t>Solution: Self-harm needs psychosocial assessment and safety planning.</w:t>
+        <w:t>Solution: ✅ Correct Answer: A. Interpersonal conflict and distress | 🧠 Clinical Rationale: Self-harm needs psychosocial assessment and safety planning. | ❌ Why Not Others? | B — Psychosis always: not the appropriate nursing action here | C — Diet: INH depletes B6; supplement to prevent neuropathy. | D — Exercise: Calcium, vitamin D, and fall prevention maintain bone health. | ⚠️ Exam Trap: Read the exact question — the correct fact and its look-alike options are easy to interchange. | 💎 PNC Pearl: Interpersonal conflict and distress → Self-harm needs psychosocial assessment and safety planning</w:t>
       </w:r>
     </w:p>
     <w:p>
@@ -2374,7 +2374,7 @@
     </w:p>
     <w:p>
       <w:r>
-        <w:t>Solution: Stable, oriented surroundings reduce confusion.</w:t>
+        <w:t>Solution: ✅ Correct Answer: A. Keeping lighting consistent and orienting cues visible | 🧠 Clinical Rationale: Stable, oriented surroundings reduce confusion. | ❌ Why Not Others? | B — Frequent loud noise: not the appropriate nursing action here | C — Total darkness: not the appropriate nursing action here | D — Frequent room changes: not the appropriate nursing action here | ⚠️ Exam Trap: Read the exact question — the correct fact and its look-alike options are easy to interchange. | 💎 PNC Pearl: Keeping lighting consistent and orienting cues visible → Stable, oriented surroundings reduce confusion</w:t>
       </w:r>
     </w:p>
     <w:p>
@@ -2419,7 +2419,7 @@
     </w:p>
     <w:p>
       <w:r>
-        <w:t>Solution: Continue feeding to prevent malnutrition; give ORS for fluids.</w:t>
+        <w:t>Solution: ✅ Correct Answer: A. Continue normal feeding including breastfeeding | 🧠 Clinical Rationale: Continue feeding to prevent malnutrition; give ORS for fluids. | ❌ Why Not Others? | B — Withhold all food: not the appropriate nursing action here | C — Only sugar water: not the appropriate nursing action here | D — Only juices: not the appropriate nursing action here | ⚠️ Exam Trap: Read the exact question — the correct fact and its look-alike options are easy to interchange. | 💎 PNC Pearl: Continue normal feeding including breastfeeding → Continue feeding to prevent malnutrition; give ORS for fluids</w:t>
       </w:r>
     </w:p>
     <w:p>
@@ -2464,7 +2464,7 @@
     </w:p>
     <w:p>
       <w:r>
-        <w:t>Solution: Falls and aspiration are key risks.</w:t>
+        <w:t>Solution: ✅ Correct Answer: A. Falls, swallowing, and medication timing | 🧠 Clinical Rationale: Falls and aspiration are key risks. | ❌ Why Not Others? | B — Only appetite: not the appropriate nursing action here | C — Only sleep: not the appropriate nursing action here | D — Nothing: Never induce vomiting after hydrocarbon ingestion — aspiration pneumonia risk; obtain urgent care. | ⚠️ Exam Trap: Read the exact question — the correct fact and its look-alike options are easy to interchange. | 💎 PNC Pearl: Falls, swallowing, and medication timing → Falls and aspiration are key risks</w:t>
       </w:r>
     </w:p>
     <w:p>
@@ -2509,7 +2509,7 @@
     </w:p>
     <w:p>
       <w:r>
-        <w:t>Solution: MICUs care for critically ill medical patients.</w:t>
+        <w:t>Solution: ✅ Correct Answer: A. Medical Intensive Care Unit | 🧠 Clinical Rationale: MICUs care for critically ill medical patients. | ❌ Why Not Others? | B — Mobile Intensive Care Unit: not the appropriate nursing action here | C — Medical Immediate Care Unit: not the appropriate nursing action here | D — Multispecialty Intensive Care Unit: not the appropriate nursing action here | ⚠️ Exam Trap: Don’t confuse "Medical Intensive Care Unit" with "Mobile Intensive Care Unit" — they look alike and are easy to interchange. | 💎 PNC Pearl: Medical Intensive Care Unit → MICUs care for critically ill medical patients</w:t>
       </w:r>
     </w:p>
     <w:p>
@@ -2554,7 +2554,7 @@
     </w:p>
     <w:p>
       <w:r>
-        <w:t>Solution: Informed consent precedes invasive procedures.</w:t>
+        <w:t>Solution: ✅ Correct Answer: A. Before any procedure requiring consent | 🧠 Clinical Rationale: Informed consent precedes invasive procedures. | ❌ Why Not Others? | B — After surgery: not the appropriate nursing action here | C — Never: Crushing SR/ER tablets causes dose dumping. | D — By the nurse: not the appropriate nursing action here | ⚠️ Exam Trap: Read the exact question — the correct fact and its look-alike options are easy to interchange. | 💎 PNC Pearl: Before any procedure requiring consent → Informed consent precedes invasive procedures</w:t>
       </w:r>
     </w:p>
     <w:p>
@@ -2599,7 +2599,7 @@
     </w:p>
     <w:p>
       <w:r>
-        <w:t>Solution: HIA informs decisions with health evidence.</w:t>
+        <w:t>Solution: ✅ Correct Answer: A. Predicting health effects of policies and projects | 🧠 Clinical Rationale: HIA informs decisions with health evidence. | ❌ Why Not Others? | B — Formality: not the appropriate nursing action here | C — Diet: INH depletes B6; supplement to prevent neuropathy. | D — Climate: NMSA promotes sustainable agriculture. | ⚠️ Exam Trap: Read the exact question — the correct fact and its look-alike options are easy to interchange. | 💎 PNC Pearl: Predicting health effects of policies and projects → HIA informs decisions with health evidence</w:t>
       </w:r>
     </w:p>
     <w:p>
@@ -2644,7 +2644,7 @@
     </w:p>
     <w:p>
       <w:r>
-        <w:t>Solution: Bowel rest and decompression manage obstruction.</w:t>
+        <w:t>Solution: ✅ Correct Answer: A. NPO with NG decompression | 🧠 Clinical Rationale: Bowel rest and decompression manage obstruction. | ❌ Why Not Others? | B — On a heavy diet: not the appropriate nursing action here | C — Fully active: not the appropriate nursing action here | D — Without fluids: not the appropriate nursing action here | ⚠️ Exam Trap: Read the exact question — the correct fact and its look-alike options are easy to interchange. | 💎 PNC Pearl: NPO with NG decompression → Bowel rest and decompression manage obstruction</w:t>
       </w:r>
     </w:p>
     <w:p>
@@ -2689,7 +2689,7 @@
     </w:p>
     <w:p>
       <w:r>
-        <w:t>Solution: Prolonged suction causes hypoxia.</w:t>
+        <w:t>Solution: ✅ Correct Answer: A. 10-15 seconds per pass | 🧠 Clinical Rationale: Prolonged suction causes hypoxia. | ❌ Why Not Others? | B — One minute: not the appropriate nursing action here | C — Two minutes: not the appropriate nursing action here | D — Five minutes: not the appropriate nursing action here | ⚠️ Exam Trap: Read the exact question — the correct fact and its look-alike options are easy to interchange. | 💎 PNC Pearl: 10-15 seconds per pass → Prolonged suction causes hypoxia</w:t>
       </w:r>
     </w:p>
     <w:p>
@@ -2734,7 +2734,7 @@
     </w:p>
     <w:p>
       <w:r>
-        <w:t>Solution: Poor maternal nutrition and preterm birth drive low birth weight; ANC and nutrition programmes help.</w:t>
+        <w:t>Solution: ✅ Correct Answer: A. Maternal undernutrition and prematurity | 🧠 Clinical Rationale: Poor maternal nutrition and preterm birth drive low birth weight; ANC and nutrition programmes help. | ❌ Why Not Others? | B — Genetics only: not the appropriate nursing action here | C — Diet only: not the appropriate nursing action here | D — Exercise: Calcium, vitamin D, and fall prevention maintain bone health. | ⚠️ Exam Trap: Read the exact question — the correct fact and its look-alike options are easy to interchange. | 💎 PNC Pearl: Maternal undernutrition and prematurity → Poor maternal nutrition and preterm birth drive low birth weight; ANC and nutrition programmes help</w:t>
       </w:r>
     </w:p>
     <w:p>
@@ -2779,7 +2779,7 @@
     </w:p>
     <w:p>
       <w:r>
-        <w:t>Solution: Aseptic line care and monitoring prevent complications.</w:t>
+        <w:t>Solution: ✅ Correct Answer: A. Catheter infection and metabolic disturbance | 🧠 Clinical Rationale: Aseptic line care and monitoring prevent complications. | ❌ Why Not Others? | B — Taste: not the appropriate nursing action here | C — Diet: INH depletes B6; supplement to prevent neuropathy. | D — Climate: NMSA promotes sustainable agriculture. | ⚠️ Exam Trap: Read the exact question — the correct fact and its look-alike options are easy to interchange. | 💎 PNC Pearl: Catheter infection and metabolic disturbance → Aseptic line care and monitoring prevent complications</w:t>
       </w:r>
     </w:p>
     <w:p>
@@ -2824,7 +2824,7 @@
     </w:p>
     <w:p>
       <w:r>
-        <w:t>Solution: Fibroadenoma is the commonest benign breast lump in young women; it is mobile and painless.</w:t>
+        <w:t>Solution: ✅ Correct Answer: A. Fibroadenoma | 🧠 Clinical Rationale: Fibroadenoma is the commonest benign breast lump in young women; it is mobile and painless. | ❌ Why Not Others? | B — Lipoma: not the appropriate nursing action here | C — Papilloma: Intraductal papilloma is the commonest cause of bloody discharge; duct excision confirms diagnosis. | D — Sarcoma: not the appropriate nursing action here | ⚠️ Exam Trap: Read the exact question — the correct fact and its look-alike options are easy to interchange. | 💎 PNC Pearl: Fibroadenoma → the commonest benign breast lump in young women; it is mobile and painless</w:t>
       </w:r>
     </w:p>
     <w:p>
@@ -2869,7 +2869,7 @@
     </w:p>
     <w:p>
       <w:r>
-        <w:t>Solution: Tearing pain is classic for dissection.</w:t>
+        <w:t>Solution: ✅ Correct Answer: A. Aortic dissection | 🧠 Clinical Rationale: Tearing pain is classic for dissection. | ❌ Why Not Others? | B — Normal recovery: not the appropriate nursing action here | C — Allergy: Screening prevents anaphylaxis; also send cultures before starting therapy. | D — Constipation: Opioids slow GI motility; prophylactic stool softeners and fluids are routine. | ⚠️ Exam Trap: In priority questions, choose the immediate life-saving nursing action before notification, investigation, or documentation. | 🩺 Clinical Thinking: Recognize → Stabilize → Reassess → Escalate | 💎 PNC Pearl: Aortic dissection → Tearing pain is classic for dissection</w:t>
       </w:r>
     </w:p>
     <w:p>
@@ -2914,7 +2914,7 @@
     </w:p>
     <w:p>
       <w:r>
-        <w:t>Solution: Crisis causes respiratory failure.</w:t>
+        <w:t>Solution: ✅ Correct Answer: A. Respiratory weakness (myasthenic crisis) | 🧠 Clinical Rationale: Crisis causes respiratory failure. | ❌ Why Not Others? | B — Weight gain: Low metabolism causes cold intolerance, weight gain, and bradycardia. | C — Constipation: Opioids slow GI motility; prophylactic stool softeners and fluids are routine. | D — Bradycardia: Bradycardia = 60 beats per minute | ⚠️ Exam Trap: Read the exact question — the correct fact and its look-alike options are easy to interchange. | 💎 PNC Pearl: Respiratory weakness (myasthenic crisis) → Crisis causes respiratory failure</w:t>
       </w:r>
     </w:p>
     <w:p>
@@ -2959,7 +2959,7 @@
     </w:p>
     <w:p>
       <w:r>
-        <w:t>Solution: Vitamin C aids iron absorption.</w:t>
+        <w:t>Solution: ✅ Correct Answer: A. Take iron with vitamin C and avoid tea with meals | 🧠 Clinical Rationale: Vitamin C aids iron absorption. | ❌ Why Not Others? | B — Take iron with milk: not the appropriate nursing action here | C — Skip iron: not the appropriate nursing action here | D — Take iron with tea: not the appropriate nursing action here | ⚠️ Exam Trap: Don’t confuse "Take iron with vitamin C and avoid tea with meals" with "Take iron with tea" — they look alike and are easy to interchange. | 💎 PNC Pearl: Take iron with vitamin C and avoid tea with meals → Vitamin C aids iron absorption</w:t>
       </w:r>
     </w:p>
     <w:p>
@@ -3004,7 +3004,7 @@
     </w:p>
     <w:p>
       <w:r>
-        <w:t>Solution: Albumin is the main colloid osmotic agent.</w:t>
+        <w:t>Solution: ✅ Correct Answer: A. Albumin | 🧠 Clinical Rationale: Albumin is the main colloid osmotic agent. | ❌ Why Not Others? | B — Globulin: not the appropriate nursing action here | C — Fibrinogen: not the appropriate nursing action here | D — Prothrombin: Vitamin K is needed for factors II, VII, IX, X. | ⚠️ Exam Trap: Read the exact question — the correct fact and its look-alike options are easy to interchange. | 💎 PNC Pearl: Albumin → the main colloid osmotic agent</w:t>
       </w:r>
     </w:p>
     <w:p>
@@ -3049,7 +3049,7 @@
     </w:p>
     <w:p>
       <w:r>
-        <w:t>Solution: Vaccines (polio, measles, HPV, COVID) transform public health.</w:t>
+        <w:t>Solution: ✅ Correct Answer: A. Preventing infectious disease mortality | 🧠 Clinical Rationale: Vaccines (polio, measles, HPV, COVID) transform public health. | ❌ Why Not Others? | B — Profits: not the appropriate nursing action here | C — Diet: INH depletes B6; supplement to prevent neuropathy. | D — Climate: NMSA promotes sustainable agriculture. | ⚠️ Exam Trap: Read the exact question — the correct fact and its look-alike options are easy to interchange. | 💎 PNC Pearl: Preventing infectious disease mortality → Vaccines (polio, measles, HPV, COVID) transform public health</w:t>
       </w:r>
     </w:p>
     <w:p>
@@ -3094,7 +3094,7 @@
     </w:p>
     <w:p>
       <w:r>
-        <w:t>Solution: Iron supplementation, deworming, and dietary diversity prevent it.</w:t>
+        <w:t>Solution: ✅ Correct Answer: A. Iron deficiency | 🧠 Clinical Rationale: Iron supplementation, deworming, and dietary diversity prevent it. | ❌ Why Not Others? | B — Thalassaemia always: not the appropriate nursing action here | C — Sickle cell always: not the appropriate nursing action here | D — Diet: INH depletes B6; supplement to prevent neuropathy. | ⚠️ Exam Trap: Read the exact question — the correct fact and its look-alike options are easy to interchange. | 💎 PNC Pearl: Iron supplementation, deworming, and dietary diversity prevent it.</w:t>
       </w:r>
     </w:p>
     <w:p>
@@ -3139,7 +3139,7 @@
     </w:p>
     <w:p>
       <w:r>
-        <w:t>Solution: Lead time bias makes screened patients appear to live longer when diagnosis is just earlier.</w:t>
+        <w:t>Solution: ✅ Correct Answer: A. Screening detecting disease earlier, inflating apparent survival | 🧠 Clinical Rationale: Lead time bias makes screened patients appear to live longer when diagnosis is just earlier. | ❌ Why Not Others? | B — Poor follow-up: not the appropriate nursing action here | C — Recall: Questioning engages learners and checks comprehension. | D — Confounding: not the appropriate nursing action here | ⚠️ Exam Trap: Read the exact question — the correct fact and its look-alike options are easy to interchange. | 💎 PNC Pearl: Screening detecting disease earlier, inflating apparent survival → Lead time bias makes screened patients appear to live longer when diagnosis is just earlier</w:t>
       </w:r>
     </w:p>
     <w:p>
@@ -3184,7 +3184,7 @@
     </w:p>
     <w:p>
       <w:r>
-        <w:t>Solution: Regular checks ensure resuscitation readiness.</w:t>
+        <w:t>Solution: ✅ Correct Answer: A. Daily per protocol | 🧠 Clinical Rationale: Regular checks ensure resuscitation readiness. | ❌ Why Not Others? | B — Yearly: not the appropriate nursing action here | C — Never: Crushing SR/ER tablets causes dose dumping. | D — Only after a code: not the appropriate nursing action here | ⚠️ Exam Trap: Read the exact question — the correct fact and its look-alike options are easy to interchange. | 💎 PNC Pearl: Daily per protocol → Regular checks ensure resuscitation readiness</w:t>
       </w:r>
     </w:p>
     <w:p>
@@ -3229,7 +3229,7 @@
     </w:p>
     <w:p>
       <w:r>
-        <w:t>Solution: The lower sac avoids corneal injury.</w:t>
+        <w:t>Solution: ✅ Correct Answer: A. Lower conjunctival sac | 🧠 Clinical Rationale: The lower sac avoids corneal injury. | ❌ Why Not Others? | B — Cornea directly: not the appropriate nursing action here | C — Inner canthus: Cleaning inward-to-outward prevents cross-contamination. | D — Upper lid margin: not the appropriate nursing action here | ⚠️ Exam Trap: Read the exact question — the correct fact and its look-alike options are easy to interchange. | 💎 PNC Pearl: Lower conjunctival sac → The lower sac avoids corneal injury</w:t>
       </w:r>
     </w:p>
     <w:p>
@@ -3274,7 +3274,7 @@
     </w:p>
     <w:p>
       <w:r>
-        <w:t>Solution: Supervise children near water; fencing and life jackets prevent drowning.</w:t>
+        <w:t>Solution: ✅ Correct Answer: A. Unsupervised water access | 🧠 Clinical Rationale: Supervise children near water; fencing and life jackets prevent drowning. | ❌ Why Not Others? | B — Swimming lessons always: not the appropriate nursing action here | C — Diet: INH depletes B6; supplement to prevent neuropathy. | D — Exercise: Calcium, vitamin D, and fall prevention maintain bone health. | ⚠️ Exam Trap: Read the exact question — the correct fact and its look-alike options are easy to interchange. | 💎 PNC Pearl: Unsupervised water access → Supervise children near water; fencing and life jackets prevent drowning</w:t>
       </w:r>
     </w:p>
     <w:p>
@@ -3319,7 +3319,7 @@
     </w:p>
     <w:p>
       <w:r>
-        <w:t>Solution: Sudden choking and wheeze in a toddler suggest FB aspiration; bronchoscopy removes it.</w:t>
+        <w:t>Solution: ✅ Correct Answer: A. Foreign body aspiration | 🧠 Clinical Rationale: Sudden choking and wheeze in a toddler suggest FB aspiration; bronchoscopy removes it. | ❌ Why Not Others? | B — Asthma always: not the appropriate nursing action here | C — Diet: INH depletes B6; supplement to prevent neuropathy. | D — Exercise: Calcium, vitamin D, and fall prevention maintain bone health. | ⚠️ Exam Trap: Read the exact question — the correct fact and its look-alike options are easy to interchange. | 💎 PNC Pearl: Sudden choking and wheeze in a toddler suggest FB aspiration; bronchoscopy removes it.</w:t>
       </w:r>
     </w:p>
     <w:p>
@@ -3364,7 +3364,7 @@
     </w:p>
     <w:p>
       <w:r>
-        <w:t>Solution: Alcohol with metronidazole causes severe nausea and flushing.</w:t>
+        <w:t>Solution: ✅ Correct Answer: A. Avoid alcohol (disulfiram-like reaction) | 🧠 Clinical Rationale: Alcohol with metronidazole causes severe nausea and flushing. | ❌ Why Not Others? | B — Drink alcohol freely: not the appropriate nursing action here | C — Take with milk only: not the appropriate nursing action here | D — Double the dose: not the appropriate nursing action here | ⚠️ Exam Trap: Read the exact question — the correct fact and its look-alike options are easy to interchange. | 💎 PNC Pearl: Avoid alcohol (disulfiram-like reaction) → Alcohol with metronidazole causes severe nausea and flushing</w:t>
       </w:r>
     </w:p>
     <w:p>
@@ -3409,7 +3409,7 @@
     </w:p>
     <w:p>
       <w:r>
-        <w:t>Solution: Tertiary prevention limits disability and restores function.</w:t>
+        <w:t>Solution: ✅ Correct Answer: A. Tertiary prevention | 🧠 Clinical Rationale: Tertiary prevention limits disability and restores function. | ❌ Why Not Others? | B — Primary prevention: Acts before disease occurs - immunization, hygiene, nutrition. | C — Secondary prevention: Detects disease early before symptoms. | D — Primordial prevention: not the appropriate nursing action here | ⚠️ Exam Trap: Read the exact question — the correct fact and its look-alike options are easy to interchange. | 💎 PNC Pearl: Tertiary prevention → limits disability and restores function</w:t>
       </w:r>
     </w:p>
     <w:p>
@@ -3454,7 +3454,7 @@
     </w:p>
     <w:p>
       <w:r>
-        <w:t>Solution: A pathological retraction ring (Bandl's) with a distended lower segment warns of uterine rupture.</w:t>
+        <w:t>Solution: ✅ Correct Answer: A. Impending uterine rupture in obstructed labour | 🧠 Clinical Rationale: A pathological retraction ring (Bandl's) with a distended lower segment warns of uterine rupture. | ❌ Why Not Others? | B — Normal labour: not the appropriate nursing action here | C — Placental separation: not the appropriate nursing action here | D — Foetal distress only: not the appropriate nursing action here | ⚠️ Exam Trap: Read the exact question — the correct fact and its look-alike options are easy to interchange. | 💎 PNC Pearl: Impending uterine rupture in obstructed labour → A pathological retraction ring (Bandl's) with a distended lower segment warns of uterine rupture</w:t>
       </w:r>
     </w:p>
     <w:p>
@@ -3499,7 +3499,7 @@
     </w:p>
     <w:p>
       <w:r>
-        <w:t>Solution: Tight tourniquets increase ischaemia.</w:t>
+        <w:t>Solution: ✅ Correct Answer: A. May worsen local tissue damage | 🧠 Clinical Rationale: Tight tourniquets increase ischaemia. | ❌ Why Not Others? | B — Saves the limb: not the appropriate nursing action here | C — Is required: not the appropriate nursing action here | D — Reduces pain: not the appropriate nursing action here | ⚠️ Exam Trap: Read the exact question — the correct fact and its look-alike options are easy to interchange. | 💎 PNC Pearl: May worsen local tissue damage → Tight tourniquets increase ischaemia</w:t>
       </w:r>
     </w:p>
     <w:p>
@@ -3544,7 +3544,7 @@
     </w:p>
     <w:p>
       <w:r>
-        <w:t>Solution: Early-onset sepsis follows ascending infection with GBS and E. coli from the birth canal.</w:t>
+        <w:t>Solution: ✅ Correct Answer: A. Group B streptococcus and E. coli | 🧠 Clinical Rationale: Early-onset sepsis follows ascending infection with GBS and E. coli from the birth canal. | ❌ Why Not Others? | B — Measles: UIP achieved polio eradication and reduced measles deaths. | C — Rubella: And genetic syndromes cause congenital cataract; early surgery prevents amblyopia. | D — Rotavirus: Is the leading cause of childhood diarrhoea; vaccines prevent it. | ⚠️ Exam Trap: Read the exact question — the correct fact and its look-alike options are easy to interchange. | 💎 PNC Pearl: Group B streptococcus and E. coli → Early-onset sepsis follows ascending infection with GBS and E. coli from the birth canal</w:t>
       </w:r>
     </w:p>
     <w:p>
@@ -3589,7 +3589,7 @@
     </w:p>
     <w:p>
       <w:r>
-        <w:t>Solution: Elevation reduces aspiration risk during tube feeding.</w:t>
+        <w:t>Solution: ✅ Correct Answer: A. Continuous enteral tube feeding | 🧠 Clinical Rationale: Elevation reduces aspiration risk during tube feeding. | ❌ Why Not Others? | B — Intravenous fluids: not the appropriate nursing action here | C — Oxygen therapy: ROP screening is mandatory for babies &lt;34 weeks or &lt;1750 g; treat threshold disease. | D — Wound dressing: not the appropriate nursing action here | ⚠️ Exam Trap: Read the exact question — the correct fact and its look-alike options are easy to interchange. | 💎 PNC Pearl: Continuous enteral tube feeding → Elevation reduces aspiration risk during tube feeding</w:t>
       </w:r>
     </w:p>
     <w:p>
@@ -3634,7 +3634,7 @@
     </w:p>
     <w:p>
       <w:r>
-        <w:t>Solution: Beta-thalassaemia trait is common; screening and prenatal diagnosis prevent major disease.</w:t>
+        <w:t>Solution: ✅ Correct Answer: A. Inherited beta-globin gene mutation | 🧠 Clinical Rationale: Beta-thalassaemia trait is common; screening and prenatal diagnosis prevent major disease. | ❌ Why Not Others? | B — Iron deficiency: Iron supplementation, deworming, and dietary diversity prevent it. | C — Diet: INH depletes B6; supplement to prevent neuropathy. | D — Trauma: Birth trauma, episiotomy pain, and epidurals impair bladder sensation; monitor voiding closely. | ⚠️ Exam Trap: Read the exact question — the correct fact and its look-alike options are easy to interchange. | 💎 PNC Pearl: Inherited beta-globin gene mutation → Beta-thalassaemia trait is common; screening and prenatal diagnosis prevent major disease</w:t>
       </w:r>
     </w:p>
     <w:p>
@@ -3679,7 +3679,7 @@
     </w:p>
     <w:p>
       <w:r>
-        <w:t>Solution: Cimetidine inhibits CYP450, increasing drug levels.</w:t>
+        <w:t>Solution: ✅ Correct Answer: A. CYP inhibitor that raises levels of many drugs | 🧠 Clinical Rationale: Cimetidine inhibits CYP450, increasing drug levels. | ❌ Why Not Others? | B — Enzyme inducer: Rifampicin induces CYP enzymes, lowering levels of warfarin, OCPs, etc. | C — Proton pump inhibitor: not the appropriate nursing action here | D — Beta-blocker: not the appropriate nursing action here | ⚠️ Exam Trap: Read the exact question — the correct fact and its look-alike options are easy to interchange. | 💎 PNC Pearl: CYP inhibitor that raises levels of many drugs → Cimetidine inhibits CYP450, increasing drug levels</w:t>
       </w:r>
     </w:p>
     <w:p>
@@ -3724,7 +3724,7 @@
     </w:p>
     <w:p>
       <w:r>
-        <w:t>Solution: TB is the leading airborne killer; case finding and DOTS cure it.</w:t>
+        <w:t>Solution: ✅ Correct Answer: A. Tuberculosis | 🧠 Clinical Rationale: TB is the leading airborne killer; case finding and DOTS cure it. | ❌ Why Not Others? | B — Influenza always: not the appropriate nursing action here | C — Measles always: not the appropriate nursing action here | D — Chickenpox: Viral exanthems are common; MMR and varicella vaccines prevent them. | ⚠️ Exam Trap: Read the exact question — the correct fact and its look-alike options are easy to interchange. | 💎 PNC Pearl: TB is the leading airborne killer; case finding and DOTS cure it.</w:t>
       </w:r>
     </w:p>
     <w:p>
@@ -3769,7 +3769,7 @@
     </w:p>
     <w:p>
       <w:r>
-        <w:t>Solution: Oedema and infection risk need attention.</w:t>
+        <w:t>Solution: ✅ Correct Answer: A. Monitor for oedema and report infections | 🧠 Clinical Rationale: Oedema and infection risk need attention. | ❌ Why Not Others? | B — Skip monitoring: not the appropriate nursing action here | C — Eat a high-salt diet: not the appropriate nursing action here | D — Ignore swelling: not the appropriate nursing action here | ⚠️ Exam Trap: Read the exact question — the correct fact and its look-alike options are easy to interchange. | 💎 PNC Pearl: Monitor for oedema and report infections → Oedema and infection risk need attention</w:t>
       </w:r>
     </w:p>
     <w:p>
@@ -3814,7 +3814,7 @@
     </w:p>
     <w:p>
       <w:r>
-        <w:t>Solution: Glucagon supports cardiac contractility in beta-blocker overdose.</w:t>
+        <w:t>Solution: ✅ Correct Answer: A. Glucagon | 🧠 Clinical Rationale: Glucagon supports cardiac contractility in beta-blocker overdose. | ❌ Why Not Others? | B — Naloxone: Reverses opioid-induced respiratory depression. | C — Flumazenil: Reverses benzodiazepines; use cautiously. | D — Vitamin K: Reverses warfarin's effect. | ⚠️ Exam Trap: Read the exact question — the correct fact and its look-alike options are easy to interchange. | 💎 PNC Pearl: Glucagon → supports cardiac contractility in beta-blocker overdose</w:t>
       </w:r>
     </w:p>
     <w:p>
@@ -3859,7 +3859,7 @@
     </w:p>
     <w:p>
       <w:r>
-        <w:t>Solution: Verify identity with two identifiers before care.</w:t>
+        <w:t>Solution: ✅ Correct Answer: A. Missing wristbands and checks | 🧠 Clinical Rationale: Verify identity with two identifiers before care. | ❌ Why Not Others? | B — Intent: not the appropriate nursing action here | C — Diet: INH depletes B6; supplement to prevent neuropathy. | D — Climate: NMSA promotes sustainable agriculture. | ⚠️ Exam Trap: Read the exact question — the correct fact and its look-alike options are easy to interchange. | 💎 PNC Pearl: Missing wristbands and checks → Verify identity with two identifiers before care</w:t>
       </w:r>
     </w:p>
     <w:p>
@@ -3904,7 +3904,7 @@
     </w:p>
     <w:p>
       <w:r>
-        <w:t>Solution: MyPlate/food pyramid guide balanced portions.</w:t>
+        <w:t>Solution: ✅ Correct Answer: A. Emphasizing plant foods and moderation | 🧠 Clinical Rationale: MyPlate/food pyramid guide balanced portions. | ❌ Why Not Others? | B — Marketing: Social marketing positions health as attractive and accessible. | C — Diet: INH depletes B6; supplement to prevent neuropathy. | D — Climate: NMSA promotes sustainable agriculture. | ⚠️ Exam Trap: Read the exact question — the correct fact and its look-alike options are easy to interchange. | 💎 PNC Pearl: Emphasizing plant foods and moderation → MyPlate/food pyramid guide balanced portions</w:t>
       </w:r>
     </w:p>
     <w:p>
@@ -3949,7 +3949,7 @@
     </w:p>
     <w:p>
       <w:r>
-        <w:t>Solution: Somatic symptom disorder: distressing physical symptoms with excessive thoughts/behaviour; malingering is intentional deception.</w:t>
+        <w:t>Solution: ✅ Correct Answer: A. Multiple physical complaints without an organic basis | 🧠 Clinical Rationale: Somatic symptom disorder: distressing physical symptoms with excessive thoughts/behaviour; malingering is intentional deception. | ❌ Why Not Others? | B — Faking illness for gain: not the appropriate nursing action here | C — Loss of neurological function: not the appropriate nursing action here | D — Preoccupation with a serious disease: not the appropriate nursing action here | ⚠️ Exam Trap: Read the exact question — the correct fact and its look-alike options are easy to interchange. | 💎 PNC Pearl: Multiple physical complaints without an organic basis → Somatic symptom disorder: distressing physical symptoms with excessive thoughts/behaviour; malingering is intentional deception</w:t>
       </w:r>
     </w:p>
     <w:p>
@@ -3994,7 +3994,7 @@
     </w:p>
     <w:p>
       <w:r>
-        <w:t>Solution: Trigger avoidance and antihistamines control hives.</w:t>
+        <w:t>Solution: ✅ Correct Answer: A. Avoid triggers and take antihistamines | 🧠 Clinical Rationale: Trigger avoidance and antihistamines control hives. | ❌ Why Not Others? | B — Scratch the rash: not the appropriate nursing action here | C — Skip treatment: not the appropriate nursing action here | D — Use hot water: not the appropriate nursing action here | ⚠️ Exam Trap: Read the exact question — the correct fact and its look-alike options are easy to interchange. | 💎 PNC Pearl: Avoid triggers and take antihistamines → Trigger avoidance and antihistamines control hives</w:t>
       </w:r>
     </w:p>
     <w:p>
@@ -4039,7 +4039,7 @@
     </w:p>
     <w:p>
       <w:r>
-        <w:t>Solution: The drum sits between outer and middle ear.</w:t>
+        <w:t>Solution: ✅ Correct Answer: A. External ear from the middle ear | 🧠 Clinical Rationale: The drum sits between outer and middle ear. | ❌ Why Not Others? | B — Middle ear from the inner ear: not the appropriate nursing action here | C — Nose from the ear: not the appropriate nursing action here | D — Ear from the brain: not the appropriate nursing action here | ⚠️ Exam Trap: Don’t confuse "External ear from the middle ear" with "Middle ear from the inner ear" — they look alike and are easy to interchange. | 💎 PNC Pearl: External ear from the middle ear → The drum sits between outer and middle ear</w:t>
       </w:r>
     </w:p>
     <w:p>
@@ -4084,7 +4084,7 @@
     </w:p>
     <w:p>
       <w:r>
-        <w:t>Solution: RBSK screens children for the 4 Ds from birth to 18 years.</w:t>
+        <w:t>Solution: ✅ Correct Answer: A. Rashtriya Bal Swasthya Karyakram | 🧠 Clinical Rationale: RBSK screens children for the 4 Ds from birth to 18 years. | ❌ Why Not Others? | B — Rural Bal Suraksha Kendra: not the appropriate nursing action here | C — Rajasthan Bal Swasthya Kosh: not the appropriate nursing action here | D — Regional Basic Screening Kit: not the appropriate nursing action here | ⚠️ Exam Trap: Don’t confuse "Rashtriya Bal Swasthya Karyakram" with "Rajasthan Bal Swasthya Kosh" — they look alike and are easy to interchange. | 💎 PNC Pearl: Rashtriya Bal Swasthya Karyakram → RBSK screens children for the 4 Ds from birth to 18 years</w:t>
       </w:r>
     </w:p>
     <w:p>
@@ -4129,7 +4129,7 @@
     </w:p>
     <w:p>
       <w:r>
-        <w:t>Solution: Condoms are the most widely used spacing method in India.</w:t>
+        <w:t>Solution: ✅ Correct Answer: A. Condoms | 🧠 Clinical Rationale: Condoms are the most widely used spacing method in India. | ❌ Why Not Others? | B — IUCD: ECP (levonorgestrel) and Cu-IUD are effective emergency contraception; IUD is most effective. | C — Oral pills: not the appropriate nursing action here | D — Injectables: Antara (DMPA) and Chhaya are injectable contraceptives. | ⚠️ Exam Trap: Read the exact question — the correct fact and its look-alike options are easy to interchange. | 💎 PNC Pearl: Condoms → the most widely used spacing method in India</w:t>
       </w:r>
     </w:p>
     <w:p>
@@ -4174,7 +4174,7 @@
     </w:p>
     <w:p>
       <w:r>
-        <w:t>Solution: CHCs serve as first referral units at block level.</w:t>
+        <w:t>Solution: ✅ Correct Answer: A. 30-bed referral facility for a block | 🧠 Clinical Rationale: CHCs serve as first referral units at block level. | ❌ Why Not Others? | B — Small sub-centre: not the appropriate nursing action here | C — Village clinic: not the appropriate nursing action here | D — Medical college: not the appropriate nursing action here | ⚠️ Exam Trap: Read the exact question — the correct fact and its look-alike options are easy to interchange. | 💎 PNC Pearl: 30-bed referral facility for a block → CHCs serve as first referral units at block level</w:t>
       </w:r>
     </w:p>
     <w:p>
@@ -4219,7 +4219,7 @@
     </w:p>
     <w:p>
       <w:r>
-        <w:t>Solution: NSSK ensures safe care and resuscitation of newborns at birth.</w:t>
+        <w:t>Solution: ✅ Correct Answer: A. Essential newborn care and resuscitation | 🧠 Clinical Rationale: NSSK ensures safe care and resuscitation of newborns at birth. | ❌ Why Not Others? | B — Adult surgery: not the appropriate nursing action here | C — Elderly care: not the appropriate nursing action here | D — Cooking: Cook thoroughly, refrigerate promptly, and reheat well. | ⚠️ Exam Trap: Read the exact question — the correct fact and its look-alike options are easy to interchange. | 💎 PNC Pearl: Essential newborn care and resuscitation → NSSK ensures safe care and resuscitation of newborns at birth</w:t>
       </w:r>
     </w:p>
     <w:p>
@@ -4264,7 +4264,7 @@
     </w:p>
     <w:p>
       <w:r>
-        <w:t>Solution: PPFP offers immediate and effective contraception in the postpartum period.</w:t>
+        <w:t>Solution: ✅ Correct Answer: A. IUCD, sterilisation, and counselling after delivery | 🧠 Clinical Rationale: PPFP offers immediate and effective contraception in the postpartum period. | ❌ Why Not Others? | B — Only counselling: not the appropriate nursing action here | C — Only pills: not the appropriate nursing action here | D — Only condoms: not the appropriate nursing action here | ⚠️ Exam Trap: Read the exact question — the correct fact and its look-alike options are easy to interchange. | 💎 PNC Pearl: IUCD, sterilisation, and counselling after delivery → PPFP offers immediate and effective contraception in the postpartum period</w:t>
       </w:r>
     </w:p>
     <w:p>
@@ -4309,7 +4309,7 @@
     </w:p>
     <w:p>
       <w:r>
-        <w:t>Solution: SNCUs provide specialised sick-newborn care.</w:t>
+        <w:t>Solution: ✅ Correct Answer: A. Special Newborn Care Unit (SNCU) | 🧠 Clinical Rationale: SNCUs provide specialised sick-newborn care. | ❌ Why Not Others? | B — Operation theatre: OTs are rooms for surgical procedures. | C — Labour room: Rajasthan's safe birth efforts strengthen facility delivery quality. | D — Blood bank: not the appropriate nursing action here | ⚠️ Exam Trap: Nicknames/names are easy to interchange — match the exact entity asked in the question. | 💎 PNC Pearl: Special Newborn Care Unit (SNCU) → SNCUs provide specialised sick-newborn care</w:t>
       </w:r>
     </w:p>
     <w:p>
@@ -4354,7 +4354,7 @@
     </w:p>
     <w:p>
       <w:r>
-        <w:t>Solution: Chiranjeevi Yojana offers free cashless treatment for listed procedures/diseases.</w:t>
+        <w:t>Solution: ✅ Correct Answer: A. Cashless treatment in empanelled hospitals | 🧠 Clinical Rationale: Chiranjeevi Yojana offers free cashless treatment for listed procedures/diseases. | ❌ Why Not Others? | B — Cash for delivery: not the appropriate nursing action here | C — Free education: not the appropriate nursing action here | D — Free housing: not the appropriate nursing action here | ⚠️ Exam Trap: Read the exact question — the correct fact and its look-alike options are easy to interchange. | 💎 PNC Pearl: Cashless treatment in empanelled hospitals → Chiranjeevi Yojana offers free cashless treatment for listed procedures/diseases</w:t>
       </w:r>
     </w:p>
     <w:p>
@@ -4399,7 +4399,7 @@
     </w:p>
     <w:p>
       <w:r>
-        <w:t>Solution: DEICs manage children referred under RBSK.</w:t>
+        <w:t>Solution: ✅ Correct Answer: A. District Early Intervention Centre | 🧠 Clinical Rationale: DEICs manage children referred under RBSK. | ❌ Why Not Others? | B — District Emergency Intensive Centre: not the appropriate nursing action here | C — District Education Information Centre: not the appropriate nursing action here | D — District Eye Infection Centre: not the appropriate nursing action here | ⚠️ Exam Trap: Don’t confuse "District Early Intervention Centre" with "District Emergency Intensive Centre" — they look alike and are easy to interchange. | 💎 PNC Pearl: District Early Intervention Centre → DEICs manage children referred under RBSK</w:t>
       </w:r>
     </w:p>
     <w:p>
@@ -4444,7 +4444,7 @@
     </w:p>
     <w:p>
       <w:r>
-        <w:t>Solution: HWCs upgrade sub-centres and PHCs with 12 service packages.</w:t>
+        <w:t>Solution: ✅ Correct Answer: A. Sub-centre/PHC delivering comprehensive primary care | 🧠 Clinical Rationale: HWCs upgrade sub-centres and PHCs with 12 service packages. | ❌ Why Not Others? | B — District hospital: The district hospital is the apex facility at district level. | C — Medical college: not the appropriate nursing action here | D — Private clinic: not the appropriate nursing action here | ⚠️ Exam Trap: Read the exact question — the correct fact and its look-alike options are easy to interchange. | 💎 PNC Pearl: Sub-centre/PHC delivering comprehensive primary care → HWCs upgrade sub-centres and PHCs with 12 service packages</w:t>
       </w:r>
     </w:p>
     <w:p>
@@ -4489,7 +4489,7 @@
     </w:p>
     <w:p>
       <w:r>
-        <w:t>Solution: IMI focuses on high-burden, low-coverage areas.</w:t>
+        <w:t>Solution: ✅ Correct Answer: A. Low immunisation coverage and high dropout rates | 🧠 Clinical Rationale: IMI focuses on high-burden, low-coverage areas. | ❌ Why Not Others? | B — High income: not the appropriate nursing action here | C — Good health indicators: not the appropriate nursing action here | D — Large cities only: not the appropriate nursing action here | ⚠️ Exam Trap: Read the exact question — the correct fact and its look-alike options are easy to interchange. | 💎 PNC Pearl: Low immunisation coverage and high dropout rates → IMI focuses on high-burden, low-coverage areas</w:t>
       </w:r>
     </w:p>
     <w:p>
@@ -4534,7 +4534,7 @@
     </w:p>
     <w:p>
       <w:r>
-        <w:t>Solution: National IFA programme: 100 mg elemental iron + 500 mcg folic acid for 180 days during pregnancy.</w:t>
+        <w:t>Solution: ✅ Correct Answer: A. 100 mg iron + 500 mcg folic acid daily for 180 days | 🧠 Clinical Rationale: National IFA programme: 100 mg elemental iron + 500 mcg folic acid for 180 days during pregnancy. | ❌ Why Not Others? | B — 10 mg iron weekly: not the appropriate nursing action here | C — No iron: not the appropriate nursing action here | D — 500 mg iron daily: not the appropriate nursing action here | ⚠️ Exam Trap: Don’t confuse "100 mg iron + 500 mcg folic acid daily for 180 days" with "500 mg iron daily" — they look alike and are easy to interchange. | 💎 PNC Pearl: 100 mg iron + 500 mcg folic acid daily for 180 days → National IFA programme: 100 mg elemental iron + 500 mcg folic acid for 180 days during pregnancy</w:t>
       </w:r>
     </w:p>
     <w:p>
@@ -4579,7 +4579,7 @@
     </w:p>
     <w:p>
       <w:r>
-        <w:t>Solution: India targets TB elimination by 2025, ahead of the global 2030 goal.</w:t>
+        <w:t>Solution: ✅ Correct Answer: A. 2025 | 🧠 Clinical Rationale: India targets TB elimination by 2025, ahead of the global 2030 goal. | ❌ Why Not Others? | B — 2030: India targets lymphatic filariasis elimination by 2030 through MDA. — an incorrect year | C — 2047: an incorrect year | D — 2020: The ₹20 lakh crore package came in May 2020. — an incorrect year | ⚠️ Exam Trap: Never guess years — fix each year to its exact event before choosing. | 💎 PNC Pearl: 2025 → India targets TB elimination by , ahead of the global 2030 goal</w:t>
       </w:r>
     </w:p>
     <w:p>
@@ -4624,7 +4624,7 @@
     </w:p>
     <w:p>
       <w:r>
-        <w:t>Solution: RCH covers maternal, newborn, and reproductive health.</w:t>
+        <w:t>Solution: ✅ Correct Answer: A. Reproductive and Child Health | 🧠 Clinical Rationale: RCH covers maternal, newborn, and reproductive health. | ❌ Why Not Others? | B — Regional Community Health: not the appropriate nursing action here | C — Rural Childcare Home: not the appropriate nursing action here | D — Reproductive Care Hub: not the appropriate nursing action here | ⚠️ Exam Trap: Read the exact question — the correct fact and its look-alike options are easy to interchange. | 💎 PNC Pearl: Reproductive and Child Health → RCH covers maternal, newborn, and reproductive health</w:t>
       </w:r>
     </w:p>
     <w:p>
@@ -4669,7 +4669,7 @@
     </w:p>
     <w:p>
       <w:r>
-        <w:t>Solution: BEmOC has 7 signal functions; caesarean and blood transfusion are CEmOC functions.</w:t>
+        <w:t>Solution: ✅ Correct Answer: A. Caesarean section | 🧠 Clinical Rationale: BEmOC has 7 signal functions; caesarean and blood transfusion are CEmOC functions. | ❌ Why Not Others? | B — Parenteral oxytocin: a true statement, but the question asks EXCEPT | C — Parenteral antibiotics: a true statement, but the question asks EXCEPT | D — Manual removal of placenta: a true statement, but the question asks EXCEPT | ⚠️ Exam Trap: EXCEPT question — the odd one out is the answer, not the true statements. | 🩺 Clinical Thinking: Recognize → Stabilize → Reassess → Escalate | 💎 PNC Pearl: In EXCEPT questions, the odd one out is the answer.</w:t>
       </w:r>
     </w:p>
     <w:p>
@@ -4714,7 +4714,7 @@
     </w:p>
     <w:p>
       <w:r>
-        <w:t>Solution: BEmONC provides basic life-saving obstetric care.</w:t>
+        <w:t>Solution: ✅ Correct Answer: A. Basic Emergency Obstetric and Newborn Care | 🧠 Clinical Rationale: BEmONC provides basic life-saving obstetric care. | ❌ Why Not Others? | B — Basic Essential Obstetric Nursing Care: not the appropriate nursing action here | C — Biological Emergency Obstetric Newborn Care: not the appropriate nursing action here | D — Basic Emergency Operating Nursing Care: not the appropriate nursing action here | ⚠️ Exam Trap: Don’t confuse "Basic Emergency Obstetric and Newborn Care" with "Biological Emergency Obstetric Newborn Care" — they look alike and are easy to interchange. | 💎 PNC Pearl: Basic Emergency Obstetric and Newborn Care → BEmONC provides basic life-saving obstetric care</w:t>
       </w:r>
     </w:p>
     <w:p>
@@ -4759,7 +4759,7 @@
     </w:p>
     <w:p>
       <w:r>
-        <w:t>Solution: Dr. S.N. Medical College is in Jodhpur.</w:t>
+        <w:t>Solution: ✅ Correct Answer: A. Jodhpur | 🧠 Explanation: Dr. S.N. Medical College is in Jodhpur. | ❌ Why Not Others? | B — Jaipur: Jaipur = Sawai Man Singh II — not the correct location | C — Kota: VMOU (open university) is in Kota. — not the correct location | D — Ajmer: The famous Sufi shrine of Khwaja Moinuddin Chishti is in Ajmer. — not the correct location | ⚠️ Exam Trap: Read the exact question — the correct fact and its look-alike options are easy to interchange. | 💎 PNC GK Pearl: Dr. S.N. Medical College is in Jodhpur.</w:t>
       </w:r>
     </w:p>
     <w:p>
@@ -4804,7 +4804,7 @@
     </w:p>
     <w:p>
       <w:r>
-        <w:t>Solution: X-rays penetrate tissue to image bones.</w:t>
+        <w:t>Solution: ✅ Correct Answer: A. Imaging bones and teeth | 🧠 Explanation: X-rays penetrate tissue to image bones. | ❌ Why Not Others? | B — Cooking: not the correct fact here | C — Communication: not the correct fact here | D — Lighting: not the correct fact here | ⚠️ Exam Trap: Read the exact question — the correct fact and its look-alike options are easy to interchange. | 💎 PNC GK Pearl: Imaging bones and teeth → X-rays penetrate tissue to image bones</w:t>
       </w:r>
     </w:p>
     <w:p>
@@ -4849,7 +4849,7 @@
     </w:p>
     <w:p>
       <w:r>
-        <w:t>Solution: Oral temperature averages 37°C; axillary reads slightly lower.</w:t>
+        <w:t>Solution: ✅ Correct Answer: A. 37°C (98.6°F) | 🧠 Explanation: Oral temperature averages 37°C; axillary reads slightly lower. | ❌ Why Not Others? | B — 39°C: not the correct fact here | C — 35°C: not the correct fact here | D — 41°C: not the correct fact here | ⚠️ Exam Trap: Read the exact question — the correct fact and its look-alike options are easy to interchange. | 💎 PNC GK Pearl: 37°C (98.6°F) → Oral temperature averages 37°C; axillary reads slightly lower</w:t>
       </w:r>
     </w:p>
     <w:p>
@@ -4894,7 +4894,7 @@
     </w:p>
     <w:p>
       <w:r>
-        <w:t>Solution: Sukhadia served as CM for about 17 years.</w:t>
+        <w:t>Solution: ⚠ MULTIPLE MATCHES: ✅ Correct Answer: A. Mohan Lal Sukhadia | 🧠 Clinical Rationale: Sukhadia served as CM for about 17 years. | ❌ Why Not Others? | B — Bhairon Singh Shekhawat: not the appropriate nursing action here | C — Ashok Gehlot: not the appropriate nursing action here | D — Vasundhara Raje: not the appropriate nursing action here | ⚠️ Exam Trap: Read the exact question — the correct fact and its look-alike options are easy to interchange. | 💎 PNC Pearl: Mohan Lal Sukhadia → Sukhadia served as CM for about 17 years || ✅ Correct Answer: A. Mohan Lal Sukhadia | 🧠 Explanation: Mohan Lal Sukhadia served as Chief Minister for about 17 years. | ❌ Why Not Others? | B — Bhairon Singh Shekhawat: Was born at Khachariawas (Sikar). | C — Vasundhara Raje: Became the first woman Chief Minister of Rajasthan in 2003. | D — Ashok Gehlot: not the correct fact here | ⚠️ Exam Trap: Read the exact question — the correct fact and its look-alike options are easy to interchange. | 💎 PNC GK Pearl: Mohan Lal Sukhadia → served as Chief Minister for about 17 years</w:t>
       </w:r>
     </w:p>
     <w:p>
@@ -4939,7 +4939,7 @@
     </w:p>
     <w:p>
       <w:r>
-        <w:t>Solution: Plane mirrors give virtual, erect, same-size images.</w:t>
+        <w:t>Solution: ✅ Correct Answer: A. Virtual, erect, and laterally inverted | 🧠 Explanation: Plane mirrors give virtual, erect, same-size images. | ❌ Why Not Others? | B — Real and inverted: not the correct fact here | C — Diminished: not the correct fact here | D — Magnified always: not the correct fact here | ⚠️ Exam Trap: Don’t confuse "Virtual, erect, and laterally inverted" with "Real and inverted" — they look alike and are easy to interchange. | 💎 PNC GK Pearl: Virtual, erect, and laterally inverted → Plane mirrors give virtual, erect, same-size images</w:t>
       </w:r>
     </w:p>
     <w:p>
@@ -4984,7 +4984,7 @@
     </w:p>
     <w:p>
       <w:r>
-        <w:t>Solution: Aditya-L1 studies the Sun from the L1 Lagrange point.</w:t>
+        <w:t>Solution: ✅ Correct Answer: A. Sun | 📰 Why: Aditya-L1 studies the Sun from the L1 Lagrange point. | ❌ Why Not Others? | B — Moon: India joined the USA, USSR/Russia, and China as the fourth nation to soft-land on the Moon. | C — Mars: not the correct fact here | D — Venus: not the correct fact here | ⚠️ Exam Trap: Read the exact question — the correct fact and its look-alike options are easy to interchange. | 💎 PNC CA Pearl: Sun → Aditya-L1 studies from the L1 Lagrange point</w:t>
       </w:r>
     </w:p>
     <w:p>
@@ -5029,7 +5029,7 @@
     </w:p>
     <w:p>
       <w:r>
-        <w:t>Solution: AMRIT stores offer low-cost drugs for cancer and cardiac care.</w:t>
+        <w:t>Solution: ✅ Correct Answer: A. Affordable medicines for serious diseases | 📰 Why: AMRIT stores offer low-cost drugs for cancer and cardiac care. | ❌ Why Not Others? | B — Only cosmetics: not the correct fact here | C — Imported drugs: not the correct fact here | D — Ayurvedic products: not the correct fact here | ⚠️ Exam Trap: Read the exact question — the correct fact and its look-alike options are easy to interchange. | 💎 PNC CA Pearl: Affordable medicines for serious diseases → AMRIT stores offer low-cost drugs for cancer and cardiac care</w:t>
       </w:r>
     </w:p>
     <w:p>
@@ -5074,7 +5074,7 @@
     </w:p>
     <w:p>
       <w:r>
-        <w:t>Solution: The canal area grows wheat, mustard, cotton, and pulses.</w:t>
+        <w:t>Solution: ✅ Correct Answer: A. Wheat, mustard, and cotton | 🧠 Clinical Rationale: The canal area grows wheat, mustard, cotton, and pulses. | ❌ Why Not Others? | B — Rice only: not the appropriate nursing action here | C — Tea: Tannins and calcium chelate iron, reducing uptake. | D — Sugarcane only: not the appropriate nursing action here | ⚠️ Exam Trap: Read the exact question — the correct fact and its look-alike options are easy to interchange. | 💎 PNC Pearl: Wheat, mustard, and cotton → The canal area grows wheat, mustard, cotton, and pulses</w:t>
       </w:r>
     </w:p>
     <w:p>
@@ -5119,7 +5119,7 @@
     </w:p>
     <w:p>
       <w:r>
-        <w:t>Solution: Marwari and Kathiawari are indigenous horse breeds.</w:t>
+        <w:t>Solution: ✅ Correct Answer: A. Horses | 🧠 Explanation: Marwari and Kathiawari are indigenous horse breeds. | ❌ Why Not Others? | B — Sheep only: not the correct fact here | C — Goats only: not the correct fact here | D — Camels only: not the correct fact here | ⚠️ Exam Trap: Read the exact question — the correct fact and its look-alike options are easy to interchange. | 💎 PNC GK Pearl: Horses → Marwari and Kathiawari are indigenous horse breeds</w:t>
       </w:r>
     </w:p>
     <w:p>
@@ -5164,7 +5164,7 @@
     </w:p>
     <w:p>
       <w:r>
-        <w:t>Solution: AgriStack supports farmer identity and services.</w:t>
+        <w:t>Solution: ✅ Correct Answer: A. Digital infrastructure for farmers' data | 🧠 Clinical Rationale: AgriStack supports farmer identity and services. | ❌ Why Not Others? | B — Type of tractor: not the appropriate nursing action here | C — Fertiliser brand: not the appropriate nursing action here | D — Warehouse: not the appropriate nursing action here | ⚠️ Exam Trap: Read the exact question — the correct fact and its look-alike options are easy to interchange. | 💎 PNC Pearl: Digital infrastructure for farmers' data → AgriStack supports farmer identity and services</w:t>
       </w:r>
     </w:p>
     <w:p>
@@ -5209,7 +5209,7 @@
     </w:p>
     <w:p>
       <w:r>
-        <w:t>Solution: Churu is the gateway to the desert.</w:t>
+        <w:t>Solution: ✅ Correct Answer: A. Gateway to the Thar | 🧠 Explanation: Churu is the gateway to the desert. | ❌ Why Not Others? | B — Blue city: Jodhpur's blue-painted houses in the old city give it the name Blue City. | C — Golden city: Jaisalmer's yellow sandstone fort and buildings give it a golden hue. | D — City of lakes: Udaipur, with its lakes and palaces, is called the City of Lakes/Venice of the East. | ⚠️ Exam Trap: Read the exact question — the correct fact and its look-alike options are easy to interchange. | 💎 PNC GK Pearl: Gateway to the Thar → Churu is the gateway to the desert</w:t>
       </w:r>
     </w:p>
     <w:p>
@@ -5254,7 +5254,7 @@
     </w:p>
     <w:p>
       <w:r>
-        <w:t>Solution: AYUSH covers Ayurveda, Yoga, etc.</w:t>
+        <w:t>Solution: ✅ Correct Answer: A. Traditional medicine systems | 🧠 Clinical Rationale: AYUSH covers Ayurveda, Yoga, etc. | ❌ Why Not Others? | B — Only allopathy: not the appropriate nursing action here | C — Only surgery: not the appropriate nursing action here | D — Only dentistry: not the appropriate nursing action here | ⚠️ Exam Trap: Read the exact question — the correct fact and its look-alike options are easy to interchange. | 💎 PNC Pearl: Traditional medicine systems → AYUSH covers Ayurveda, Yoga, etc</w:t>
       </w:r>
     </w:p>
     <w:p>
@@ -5299,7 +5299,7 @@
     </w:p>
     <w:p>
       <w:r>
-        <w:t>Solution: Ganganagar is the canal-irrigated hub.</w:t>
+        <w:t>Solution: ✅ Correct Answer: A. Hub of the northern canal region | 🧠 Explanation: Ganganagar is the canal-irrigated hub. | ❌ Why Not Others? | B — Desert capital: not the correct fact here | C — City of lakes: Udaipur, with its lakes and palaces, is called the City of Lakes/Venice of the East. | D — Blue city: Jodhpur's blue-painted houses in the old city give it the name Blue City. | ⚠️ Exam Trap: Nicknames/names are easy to interchange — match the exact entity asked in the question. | 💎 PNC GK Pearl: Hub of the northern canal region → Ganganagar is the canal-irrigated hub</w:t>
       </w:r>
     </w:p>
     <w:p>
@@ -5344,7 +5344,7 @@
     </w:p>
     <w:p>
       <w:r>
-        <w:t>Solution: NISAR (NASA-ISRO Synthetic Aperture Radar) studies Earth's surface.</w:t>
+        <w:t>Solution: ✅ Correct Answer: A. NASA and ISRO | 📰 Why: NISAR (NASA-ISRO Synthetic Aperture Radar) studies Earth's surface. | ❌ Why Not Others? | B — ISRO and JAXA: not the correct fact here | C — ESA and ISRO: not the correct fact here | D — NASA and CNSA: not the correct fact here | ⚠️ Exam Trap: Don’t confuse "NASA and ISRO" with "ISRO and JAXA" — they look alike and are easy to interchange. | 💎 PNC CA Pearl: NASA and ISRO → NISAR (NASA-ISRO Synthetic Aperture Radar) studies Earth's surface</w:t>
       </w:r>
     </w:p>
     <w:p>
@@ -5389,7 +5389,7 @@
     </w:p>
     <w:p>
       <w:r>
-        <w:t>Solution: It honours service in Asia.</w:t>
+        <w:t>Solution: ✅ Correct Answer: A. Asian Nobel Prize | 🧠 Clinical Rationale: It honours service in Asia. | ❌ Why Not Others? | B — Indian Nobel: not the appropriate nursing action here | C — World Cup: not the appropriate nursing action here | D — Oscar: not the appropriate nursing action here | ⚠️ Exam Trap: Read the exact question — the correct fact and its look-alike options are easy to interchange. | 💎 PNC Pearl: Asian Nobel Prize → It honours service in Asia</w:t>
       </w:r>
     </w:p>
     <w:p>
@@ -5434,7 +5434,7 @@
     </w:p>
     <w:p>
       <w:r>
-        <w:t>Solution: 'Paediatric' is the adjective.</w:t>
+        <w:t>Solution: ✅ Correct Answer: A. paediatric | 🧠 Grammar Rule: 'Paediatric' is the adjective. | ❌ Why Not Others? | B — paediatrics: not the correct answer here | C — paediatrician: not the correct answer here | D — paediatrician's: not the correct answer here | ⚠️ Exam Trap: Don’t confuse "paediatric" with "paediatrics" — they look alike and are easy to interchange. | 📌 Rule to Remember: paediatric → the adjective</w:t>
       </w:r>
     </w:p>
     <w:p>
@@ -5479,7 +5479,7 @@
     </w:p>
     <w:p>
       <w:r>
-        <w:t>Solution: 'Child' is an irregular plural: children.</w:t>
+        <w:t>Solution: ✅ Correct Answer: A. Children | 🧠 Grammar Rule: 'Child' is an irregular plural: children. | ❌ Why Not Others? | B — Childs: not the correct answer here | C — Childes: not the correct answer here | D — Childrens: not the correct answer here | ⚠️ Exam Trap: Don’t confuse "Children" with "Childrens" — they look alike and are easy to interchange. | 📌 Rule to Remember: Children → Child' is an irregular plural:</w:t>
       </w:r>
     </w:p>
     <w:p>
@@ -5524,7 +5524,7 @@
     </w:p>
     <w:p>
       <w:r>
-        <w:t>Solution: 'Embarrass' has double r and double s.</w:t>
+        <w:t>Solution: ✅ Correct Answer: A. Embarrass | 🧠 Grammar Rule: 'Embarrass' has double r and double s. | ❌ Why Not Others? | B — Embarass: not the correct answer here | C — Embarras: not the correct answer here | D — Embaras: not the correct answer here | ⚠️ Exam Trap: Don’t confuse "Embarrass" with "Embarras" — they look alike and are easy to interchange. | 📌 Rule to Remember: Embarrass → has double r and double s</w:t>
       </w:r>
     </w:p>
     <w:p>
@@ -5569,7 +5569,7 @@
     </w:p>
     <w:p>
       <w:r>
-        <w:t>Solution: An adverb modifies the verb 'take'.</w:t>
+        <w:t>Solution: ✅ Correct Answer: A. regularly | 🧠 Grammar Rule: An adverb modifies the verb 'take'. | ❌ Why Not Others? | B — regular: not the correct answer here | C — regulate: not the correct answer here | D — regulation: not the correct answer here | ⚠️ Exam Trap: Don’t confuse "regularly" with "regular" — they look alike and are easy to interchange. | 📌 Rule to Remember: regularly → An adverb modifies the verb 'take'</w:t>
       </w:r>
     </w:p>
     <w:p>
@@ -5614,7 +5614,7 @@
     </w:p>
     <w:p>
       <w:r>
-        <w:t>Solution: 'कवि' का स्त्रीलिंग 'कवयित्री' है।</w:t>
+        <w:t>Solution: ✅ Correct Answer: A. कवयित्री | 🧠 Grammar Rule: 'कवि' का स्त्रीलिंग 'कवयित्री' है। | ❌ Why Not Others? | B — कविा: not the correct answer here | C — कवित्री: not the correct answer here | D — कविका: not the correct answer here | ⚠️ Exam Trap: Read the exact question — the correct fact and its look-alike options are easy to interchange. | 📌 Rule to Remember: कवयित्री → कवि' का स्त्रीलिंग ' ' है।</w:t>
       </w:r>
     </w:p>
     <w:p>
@@ -5659,7 +5659,7 @@
     </w:p>
     <w:p>
       <w:r>
-        <w:t>Solution: 'स्थायी' का विलोम 'अस्थायी' है।</w:t>
+        <w:t>Solution: ✅ Correct Answer: A. अस्थायी | 🧠 Grammar Rule: 'स्थायी' का विलोम 'अस्थायी' है। | ❌ Why Not Others? | B — नित्य: not the correct answer here | C — शाश्वत: not the correct answer here | D — चिरस्थायी: not the correct answer here | ⚠️ Exam Trap: Read the exact question — the correct fact and its look-alike options are easy to interchange. | 📌 Rule to Remember: अस्थायी → स्थायी' का विलोम ' ' है।</w:t>
       </w:r>
     </w:p>
     <w:p>
@@ -5704,7 +5704,7 @@
     </w:p>
     <w:p>
       <w:r>
-        <w:t>Solution: 'Questionnaire' has double n.</w:t>
+        <w:t>Solution: ✅ Correct Answer: A. Questionnaire | 🧠 Grammar Rule: 'Questionnaire' has double n. | ❌ Why Not Others? | B — Questionaire: not the correct answer here | C — Questionnare: not the correct answer here | D — Quesionnaire: not the correct answer here | ⚠️ Exam Trap: Read the exact question — the correct fact and its look-alike options are easy to interchange. | 📌 Rule to Remember: Questionnaire → has double n</w:t>
       </w:r>
     </w:p>
     <w:p>
@@ -5749,7 +5749,7 @@
     </w:p>
     <w:p>
       <w:r>
-        <w:t>Solution: 'अजेय' का अर्थ है जिसे जीता न जा सके।</w:t>
+        <w:t>Solution: ✅ Correct Answer: A. अजेय | 🧠 Grammar Rule: 'अजेय' का अर्थ है जिसे जीता न जा सके। | ❌ Why Not Others? | B — विजयी: not the correct answer here | C — जेता: not the correct answer here | D — पराजित: not the correct answer here | ⚠️ Exam Trap: Read the exact question — the correct fact and its look-alike options are easy to interchange. | 📌 Rule to Remember: अजेय → का अर्थ है जिसे जीता न जा सके।</w:t>
       </w:r>
     </w:p>
     <w:p>
@@ -5794,7 +5794,7 @@
     </w:p>
     <w:p>
       <w:r>
-        <w:t>Solution: 'मृग' का अर्थ हिरण है।</w:t>
+        <w:t>Solution: ✅ Correct Answer: A. हिरण | 🧠 Grammar Rule: 'मृग' का अर्थ हिरण है। | ❌ Why Not Others? | B — सिंह: not the correct answer here | C — हाथी: not the correct answer here | D — भालू: not the correct answer here | ⚠️ Exam Trap: Read the exact question — the correct fact and its look-alike options are easy to interchange. | 📌 Rule to Remember: हिरण → मृग' का अर्थ है।</w:t>
       </w:r>
     </w:p>
     <w:p>
@@ -5839,7 +5839,7 @@
     </w:p>
     <w:p>
       <w:r>
-        <w:t>Solution: The verb agrees with the nearer subject ('staff').</w:t>
+        <w:t>Solution: ✅ Correct Answer: A. Neither the manager nor the staff were present. | 🧠 Grammar Rule: The verb agrees with the nearer subject ('staff'). | ❌ Why Not Others? | B — Neither the manager nor the staff was present.: not the correct answer here | C — Neither the manager or the staff were present.: not the correct answer here | D — Neither the manager nor the staff are present.: not the correct answer here | ⚠️ Exam Trap: Don’t confuse "Neither the manager nor the staff were present." with "Neither the manager or the staff were present." — they look alike and are easy to interchange. | 📌 Rule to Remember: Neither the manager nor the staff were present. → The verb agrees with the nearer subject ('staff')</w:t>
       </w:r>
     </w:p>
     <w:p>
@@ -5884,7 +5884,7 @@
     </w:p>
     <w:p>
       <w:r>
-        <w:t>Solution: नीला अंबर जिसका है — बहुव्रीहि समास।</w:t>
+        <w:t>Solution: ✅ Correct Answer: A. बहुव्रीहि समास | 🧠 Grammar Rule: नीला अंबर जिसका है — बहुव्रीहि समास। | ❌ Why Not Others? | B — तत्पुरुष समास: राजा का पुत्र — संबंध तत्पुरुष समास। | C — द्वंद्व समास: दो समान पदों के योग से द्वंद्व समास। | D — अव्ययीभाव समास: 'यथा' अव्यय के योग से अव्ययीभाव समास। | ⚠️ Exam Trap: Read the exact question — the correct fact and its look-alike options are easy to interchange. | 📌 Rule to Remember: बहुव्रीहि समास → नीला अंबर जिसका है — ।</w:t>
       </w:r>
     </w:p>
     <w:p>
@@ -5929,7 +5929,7 @@
     </w:p>
     <w:p>
       <w:r>
-        <w:t>Solution: The subjunctive 'were' is used in unreal conditionals.</w:t>
+        <w:t>Solution: ✅ Correct Answer: A. If I were you, I would accept the offer. | 🧠 Grammar Rule: The subjunctive 'were' is used in unreal conditionals. | ❌ Why Not Others? | B — If I was you, I would accept the offer.: not the correct answer here | C — If I am you, I would accept the offer.: not the correct answer here | D — If I be you, I would accept the offer.: not the correct answer here | ⚠️ Exam Trap: Don’t confuse "If I were you, I would accept the offer." with "If I am you, I would accept the offer." — they look alike and are easy to interchange. | 📌 Rule to Remember: If I were you, I would accept the offer. → The subjunctive 'were' is used in unreal conditionals</w:t>
       </w:r>
     </w:p>
     <w:p>
@@ -5974,7 +5974,7 @@
     </w:p>
     <w:p>
       <w:r>
-        <w:t>Solution: इसका अर्थ है उत्तम में और वृद्धि।</w:t>
+        <w:t>Solution: ✅ Correct Answer: A. अच्छे पर और अच्छा | 🧠 Grammar Rule: इसका अर्थ है उत्तम में और वृद्धि। | ❌ Why Not Others? | B — गहना पहनना: not the correct answer here | C — सोना खरीदना: not the correct answer here | D — शादी करना: not the correct answer here | ⚠️ Exam Trap: Read the exact question — the correct fact and its look-alike options are easy to interchange. | 📌 Rule to Remember: अच्छे पर और अच्छा → इसका अर्थ है उत्तम में और वृद्धि।</w:t>
       </w:r>
     </w:p>
     <w:p>
@@ -6019,7 +6019,7 @@
     </w:p>
     <w:p>
       <w:r>
-        <w:t>Solution: 'Conscience' is the correct spelling.</w:t>
+        <w:t>Solution: ✅ Correct Answer: A. Conscience | 🧠 Grammar Rule: 'Conscience' is the correct spelling. | ❌ Why Not Others? | B — Consience: not the correct answer here | C — Consciense: not the correct answer here | D — Conscince: not the correct answer here | ⚠️ Exam Trap: Read the exact question — the correct fact and its look-alike options are easy to interchange. | 📌 Rule to Remember: Conscience → the correct spelling</w:t>
       </w:r>
     </w:p>
     <w:p>
@@ -6064,7 +6064,7 @@
     </w:p>
     <w:p>
       <w:r>
-        <w:t>Solution: 'मनोहर' सुंदर का पर्यायवाची है।</w:t>
+        <w:t>Solution: ✅ Correct Answer: A. मनोहर | 🧠 Grammar Rule: 'मनोहर' सुंदर का पर्यायवाची है। | ❌ Why Not Others? | B — विकराल: not the correct answer here | C — कुरूप: not the correct answer here | D — भयानक: भय का स्थायी भाव भयानक रस है। | ⚠️ Exam Trap: Read the exact question — the correct fact and its look-alike options are easy to interchange. | 📌 Rule to Remember: मनोहर → सुंदर का पर्यायवाची है।</w:t>
       </w:r>
     </w:p>
     <w:p>
@@ -6109,7 +6109,7 @@
     </w:p>
     <w:p>
       <w:r>
-        <w:t>Solution: Overflows can hijack program flow.</w:t>
+        <w:t>Solution: ✅ Correct Answer: A. Data exceeds the allocated buffer and corrupts memory | 🧠 Explanation: Overflows can hijack program flow. | ❌ Why Not Others? | B — The battery is low: not the correct option here | C — The screen is small: not the correct option here | D — The fan is loud: not the correct option here | ⚠️ Exam Trap: Read the exact question — the correct fact and its look-alike options are easy to interchange. | 💎 PNC Pearl: Data exceeds the allocated buffer and corrupts memory → Overflows can hijack program flow</w:t>
       </w:r>
     </w:p>
     <w:p>
@@ -6154,7 +6154,7 @@
     </w:p>
     <w:p>
       <w:r>
-        <w:t>Solution: It was designed to reboot but now shows the security screen.</w:t>
+        <w:t>Solution: ✅ Correct Answer: A. Restart the system | 🧠 Explanation: It was designed to reboot but now shows the security screen. | ❌ Why Not Others? | B — Open paint: not the correct option here | C — Print: Higher DPI means finer detail in print/scan output. | D — Copy: scp transfers files over SSH. | ⚠️ Exam Trap: Read the exact question — the correct fact and its look-alike options are easy to interchange. | 💎 PNC Pearl: Restart the system → It was designed to reboot but now shows the security screen</w:t>
       </w:r>
     </w:p>
     <w:p>
@@ -6199,7 +6199,7 @@
     </w:p>
     <w:p>
       <w:r>
-        <w:t>Solution: Tampered updates delivered malware to many organisations.</w:t>
+        <w:t>Solution: ✅ Correct Answer: A. Supply-chain attack via compromised software updates | 🧠 Explanation: Tampered updates delivered malware to many organisations. | ❌ Why Not Others? | B — Bank heist: not the correct option here | C — Power failure: not the correct option here | D — Printer error: not the correct option here | ⚠️ Exam Trap: Read the exact question — the correct fact and its look-alike options are easy to interchange. | 💎 PNC Pearl: Supply-chain attack via compromised software updates → Tampered updates delivered malware to many organisations</w:t>
       </w:r>
     </w:p>
     <w:p>
@@ -6244,7 +6244,7 @@
     </w:p>
     <w:p>
       <w:r>
-        <w:t>Solution: File systems (NTFS, ext4, APFS) manage files and folders.</w:t>
+        <w:t>Solution: ✅ Correct Answer: A. How data is stored and retrieved on disks | 🧠 Explanation: File systems (NTFS, ext4, APFS) manage files and folders. | ❌ Why Not Others? | B — The screen layout: not the correct option here | C — The keyboard layout: not the correct option here | D — Power usage: not the correct option here | ⚠️ Exam Trap: Read the exact question — the correct fact and its look-alike options are easy to interchange. | 💎 PNC Pearl: How data is stored and retrieved on disks → File systems (NTFS, ext4, APFS) manage files and folders</w:t>
       </w:r>
     </w:p>
     <w:p>
@@ -6289,7 +6289,7 @@
     </w:p>
     <w:p>
       <w:r>
-        <w:t>Solution: The ALU computes and compares values.</w:t>
+        <w:t>Solution: ✅ Correct Answer: A. Arithmetic and logical operations | 🧠 Explanation: The ALU computes and compares values. | ❌ Why Not Others? | B — Only printing: not the correct option here | C — Only storage: not the correct option here | D — Network routing: not the correct option here | ⚠️ Exam Trap: Read the exact question — the correct fact and its look-alike options are easy to interchange. | 💎 PNC Pearl: Arithmetic and logical operations → The ALU computes and compares values</w:t>
       </w:r>
     </w:p>
     <w:p>
@@ -6334,7 +6334,7 @@
     </w:p>
     <w:p>
       <w:r>
-        <w:t>Solution: The accumulator holds operands and results in the ALU.</w:t>
+        <w:t>Solution: ✅ Correct Answer: A. Register that stores intermediate arithmetic results | 🧠 Explanation: The accumulator holds operands and results in the ALU. | ❌ Why Not Others? | B — Type of printer: not the correct option here | C — Monitor port: not the correct option here | D — Network cable: not the correct option here | ⚠️ Exam Trap: Read the exact question — the correct fact and its look-alike options are easy to interchange. | 💎 PNC Pearl: Register that stores intermediate arithmetic results → The accumulator holds operands and results in the ALU</w:t>
       </w:r>
     </w:p>
     <w:p>
@@ -6379,7 +6379,7 @@
     </w:p>
     <w:p>
       <w:r>
-        <w:t>Solution: MP4 is a common digital video container.</w:t>
+        <w:t>Solution: ✅ Correct Answer: A. Video format | 🧠 Explanation: MP4 is a common digital video container. | ❌ Why Not Others? | B — Text format: not the correct option here | C — Spreadsheet: Google Sheets is the cloud spreadsheet app. | D — Compressed folder: not the correct option here | ⚠️ Exam Trap: Read the exact question — the correct fact and its look-alike options are easy to interchange. | 💎 PNC Pearl: Video format → MP4 is a common digital video container</w:t>
       </w:r>
     </w:p>
     <w:p>
@@ -6424,7 +6424,7 @@
     </w:p>
     <w:p>
       <w:r>
-        <w:t>Solution: Swapping frees memory for other processes.</w:t>
+        <w:t>Solution: ✅ Correct Answer: A. Processes between memory and disk | 🧠 Explanation: Swapping frees memory for other processes. | ❌ Why Not Others? | B — Data between monitors: not the correct option here | C — Files between folders: not the correct option here | D — Colours between themes: not the correct option here | ⚠️ Exam Trap: Read the exact question — the correct fact and its look-alike options are easy to interchange. | 💎 PNC Pearl: Processes between memory and disk → Swapping frees memory for other processes</w:t>
       </w:r>
     </w:p>
     <w:p>
@@ -6469,7 +6469,7 @@
     </w:p>
     <w:p>
       <w:r>
-        <w:t>Solution: Arrays index elements by position.</w:t>
+        <w:t>Solution: ✅ Correct Answer: A. Multiple values of the same type in sequence | 🧠 Explanation: Arrays index elements by position. | ❌ Why Not Others? | B — One value only: not the correct option here | C — Only text files: not the correct option here | D — Only images: not the correct option here | ⚠️ Exam Trap: Read the exact question — the correct fact and its look-alike options are easy to interchange. | 💎 PNC Pearl: Multiple values of the same type in sequence → Arrays index elements by position</w:t>
       </w:r>
     </w:p>
     <w:p>
@@ -6514,7 +6514,7 @@
     </w:p>
     <w:p>
       <w:r>
-        <w:t>Solution: Outlook manages email, contacts, and calendars.</w:t>
+        <w:t>Solution: ✅ Correct Answer: A. An email and calendar client | 🧠 Explanation: Outlook manages email, contacts, and calendars. | ❌ Why Not Others? | B — A gaming console: not the correct option here | C — A browser only: not the correct option here | D — A database: The registry stores configuration for Windows and installed software. | ⚠️ Exam Trap: Read the exact question — the correct fact and its look-alike options are easy to interchange. | 💎 PNC Pearl: An email and calendar client → Outlook manages email, contacts, and calendars</w:t>
       </w:r>
     </w:p>
     <w:p>
@@ -6559,7 +6559,7 @@
     </w:p>
     <w:p>
       <w:r>
-        <w:t>Solution: Cookies persist state between visits.</w:t>
+        <w:t>Solution: ✅ Correct Answer: A. Store user session and preference data | 🧠 Explanation: Cookies persist state between visits. | ❌ Why Not Others? | B — Accelerate the CPU: not the correct option here | C — Block viruses: not the correct option here | D — Compress images: not the correct option here | ⚠️ Exam Trap: Read the exact question — the correct fact and its look-alike options are easy to interchange. | 💎 PNC Pearl: Store user session and preference data → Cookies persist state between visits</w:t>
       </w:r>
     </w:p>
     <w:p>
@@ -6604,7 +6604,7 @@
     </w:p>
     <w:p>
       <w:r>
-        <w:t>Solution: Zero-days are unknown flaws exploited by attackers.</w:t>
+        <w:t>Solution: ✅ Correct Answer: A. A flaw exploited before a fix exists | 🧠 Explanation: Zero-days are unknown flaws exploited by attackers. | ❌ Why Not Others? | B — A bug in old software only: not the correct option here | C — A hardware issue: not the correct option here | D — A slow network: not the correct option here | ⚠️ Exam Trap: Read the exact question — the correct fact and its look-alike options are easy to interchange. | 💎 PNC Pearl: A flaw exploited before a fix exists → Zero-days are unknown flaws exploited by attackers</w:t>
       </w:r>
     </w:p>
     <w:p>
@@ -6649,7 +6649,7 @@
     </w:p>
     <w:p>
       <w:r>
-        <w:t>Solution: It is a core GDPR data subject right.</w:t>
+        <w:t>Solution: ✅ Correct Answer: A. Request deletion of their data | 🧠 Explanation: It is a core GDPR data subject right. | ❌ Why Not Others? | B — Keep all data forever: not the correct option here | C — Share data widely: not the correct option here | D — Hide the screen: not the correct option here | ⚠️ Exam Trap: Read the exact question — the correct fact and its look-alike options are easy to interchange. | 💎 PNC Pearl: Request deletion of their data → It is a core GDPR data subject right</w:t>
       </w:r>
     </w:p>
     <w:p>
@@ -6694,7 +6694,7 @@
     </w:p>
     <w:p>
       <w:r>
-        <w:t>Solution: Recovery options restore, reset, or repair the OS.</w:t>
+        <w:t>Solution: ✅ Correct Answer: A. Troubleshoot and repair the system | 🧠 Explanation: Recovery options restore, reset, or repair the OS. | ❌ Why Not Others? | B — Play games: not the correct option here | C — Browse the web: not the correct option here | D — Print files: not the correct option here | ⚠️ Exam Trap: Read the exact question — the correct fact and its look-alike options are easy to interchange. | 💎 PNC Pearl: Troubleshoot and repair the system → Recovery options restore, reset, or repair the OS</w:t>
       </w:r>
     </w:p>
     <w:p>
@@ -6739,7 +6739,7 @@
     </w:p>
     <w:p>
       <w:r>
-        <w:t>Solution: A printer produces hard copies of documents.</w:t>
+        <w:t>Solution: ✅ Correct Answer: A. Printer | 🧠 Explanation: A printer produces hard copies of documents. | ❌ Why Not Others? | B — Monitor: Monitors, printers, and speakers are output devices. | C — Projector: not the correct option here | D — Scanner: Scanners, keyboards, mice, and microphones are input devices. | ⚠️ Exam Trap: Read the exact question — the correct fact and its look-alike options are easy to interchange. | 💎 PNC Pearl: Printer → produces hard copies of documents</w:t>
       </w:r>
     </w:p>
     <w:p>
